--- a/templates/2. คำสั่งแต่งตั้งคณะกรรมการ_template.docx
+++ b/templates/2. คำสั่งแต่งตั้งคณะกรรมการ_template.docx
@@ -336,25 +336,7 @@
           <w:szCs w:val="32"/>
           <w:cs/>
         </w:rPr>
-        <w:t xml:space="preserve"> จังหวัดสมุทรปราการ ตามโครงการใช้จ่ายเงินสะสม ประจ</w:t>
-      </w:r>
-      <w:r>
-        <w:rPr>
-          <w:rFonts w:ascii="TH SarabunIT๙" w:hAnsi="TH SarabunIT๙" w:cs="TH SarabunIT๙"/>
-          <w:sz w:val="32"/>
-          <w:szCs w:val="32"/>
-          <w:cs/>
-        </w:rPr>
-        <w:t>ำปีงบประมาณ พ.ศ. ๒๕๖</w:t>
-      </w:r>
-      <w:r>
-        <w:rPr>
-          <w:rFonts w:ascii="TH SarabunIT๙" w:hAnsi="TH SarabunIT๙" w:cs="TH SarabunIT๙" w:hint="cs"/>
-          <w:sz w:val="32"/>
-          <w:szCs w:val="32"/>
-          <w:cs/>
-        </w:rPr>
-        <w:t>8</w:t>
+        <w:t xml:space="preserve"> จังหวัดสมุทรปราการ ตามข้อบัญญัติงบประมาณ ประจำปีงบประมาณ พ.ศ. ๒๕๖9</w:t>
       </w:r>
       <w:r>
         <w:rPr>

--- a/templates/2. คำสั่งแต่งตั้งคณะกรรมการ_template.docx
+++ b/templates/2. คำสั่งแต่งตั้งคณะกรรมการ_template.docx
@@ -62,6 +62,1948 @@
           <w:rFonts w:ascii="Angsana New" w:hAnsi="Angsana New"/>
           <w:sz w:val="30"/>
           <w:szCs w:val="30"/>
+        </w:rPr>
+      </w:pPr>
+    </w:p>
+    <w:p>
+      <w:pPr>
+        <w:jc w:val="thaiDistribute"/>
+        <w:rPr>
+          <w:rFonts w:ascii="TH SarabunPSK" w:hAnsi="TH SarabunPSK" w:cs="TH SarabunPSK"/>
+          <w:sz w:val="32"/>
+          <w:szCs w:val="32"/>
+        </w:rPr>
+      </w:pPr>
+    </w:p>
+    <w:p>
+      <w:pPr>
+        <w:spacing w:before="120" w:line="276" w:lineRule="auto"/>
+        <w:jc w:val="center"/>
+        <w:rPr>
+          <w:rFonts w:ascii="TH SarabunIT๙" w:hAnsi="TH SarabunIT๙" w:cs="TH SarabunIT๙"/>
+          <w:b/>
+          <w:bCs/>
+          <w:sz w:val="32"/>
+          <w:szCs w:val="32"/>
+          <w:cs/>
+        </w:rPr>
+      </w:pPr>
+      <w:r>
+        <w:rPr>
+          <w:rFonts w:ascii="TH SarabunIT๙" w:hAnsi="TH SarabunIT๙" w:cs="TH SarabunIT๙"/>
+          <w:b/>
+          <w:bCs/>
+          <w:sz w:val="32"/>
+          <w:szCs w:val="32"/>
+          <w:cs/>
+        </w:rPr>
+        <w:t>คำสั่งองค์การบริหารส่วนตำบลคลองด่าน</w:t>
+      </w:r>
+    </w:p>
+    <w:p>
+      <w:pPr>
+        <w:spacing w:line="276" w:lineRule="auto"/>
+        <w:jc w:val="center"/>
+        <w:rPr>
+          <w:rFonts w:ascii="TH SarabunIT๙" w:hAnsi="TH SarabunIT๙" w:cs="TH SarabunIT๙"/>
+          <w:b/>
+          <w:bCs/>
+          <w:sz w:val="32"/>
+          <w:szCs w:val="32"/>
+          <w:cs/>
+        </w:rPr>
+      </w:pPr>
+      <w:r>
+        <w:rPr>
+          <w:rFonts w:ascii="TH SarabunIT๙" w:hAnsi="TH SarabunIT๙" w:cs="TH SarabunIT๙"/>
+          <w:b/>
+          <w:bCs/>
+          <w:sz w:val="32"/>
+          <w:szCs w:val="32"/>
+          <w:cs/>
+        </w:rPr>
+        <w:t>ที่</w:t>
+      </w:r>
+      <w:r>
+        <w:rPr>
+          <w:rFonts w:ascii="TH SarabunIT๙" w:hAnsi="TH SarabunIT๙" w:cs="TH SarabunIT๙"/>
+          <w:b/>
+          <w:bCs/>
+          <w:sz w:val="32"/>
+          <w:szCs w:val="32"/>
+          <w:cs/>
+        </w:rPr>
+        <w:t xml:space="preserve"> </w:t>
+      </w:r>
+      <w:r>
+        <w:rPr>
+          <w:rFonts w:ascii="TH SarabunIT๙" w:hAnsi="TH SarabunIT๙" w:cs="TH SarabunIT๙" w:hint="cs"/>
+          <w:b/>
+          <w:bCs/>
+          <w:sz w:val="32"/>
+          <w:szCs w:val="32"/>
+          <w:cs/>
+        </w:rPr>
+        <w:t xml:space="preserve">         </w:t>
+      </w:r>
+      <w:r>
+        <w:rPr>
+          <w:rFonts w:ascii="TH SarabunIT๙" w:hAnsi="TH SarabunIT๙" w:cs="TH SarabunIT๙"/>
+          <w:b/>
+          <w:bCs/>
+          <w:sz w:val="32"/>
+          <w:szCs w:val="32"/>
+          <w:cs/>
+        </w:rPr>
+        <w:t>/ ๒๕</w:t>
+      </w:r>
+      <w:r>
+        <w:rPr>
+          <w:rFonts w:ascii="TH SarabunIT๙" w:hAnsi="TH SarabunIT๙" w:cs="TH SarabunIT๙" w:hint="cs"/>
+          <w:b/>
+          <w:bCs/>
+          <w:sz w:val="32"/>
+          <w:szCs w:val="32"/>
+          <w:cs/>
+        </w:rPr>
+        <w:t>69</w:t>
+      </w:r>
+    </w:p>
+    <w:p>
+      <w:pPr>
+        <w:spacing w:line="276" w:lineRule="auto"/>
+        <w:jc w:val="center"/>
+        <w:rPr>
+          <w:rFonts w:ascii="TH SarabunIT๙" w:hAnsi="TH SarabunIT๙" w:cs="TH SarabunIT๙"/>
+          <w:b/>
+          <w:bCs/>
+          <w:sz w:val="32"/>
+          <w:szCs w:val="32"/>
+        </w:rPr>
+      </w:pPr>
+      <w:r>
+        <w:rPr>
+          <w:rFonts w:ascii="TH SarabunIT๙" w:hAnsi="TH SarabunIT๙" w:cs="TH SarabunIT๙"/>
+          <w:b/>
+          <w:bCs/>
+          <w:sz w:val="32"/>
+          <w:szCs w:val="32"/>
+          <w:cs/>
+        </w:rPr>
+        <w:t>เรื่อง  แต่งตั้งคณะกรรมการจัดทำแบบรูปรายการงานก่อสร้าง</w:t>
+      </w:r>
+    </w:p>
+    <w:p>
+      <w:pPr>
+        <w:spacing w:line="276" w:lineRule="auto"/>
+        <w:jc w:val="center"/>
+        <w:rPr>
+          <w:rFonts w:ascii="TH SarabunIT๙" w:hAnsi="TH SarabunIT๙" w:cs="TH SarabunIT๙"/>
+          <w:b/>
+          <w:bCs/>
+          <w:sz w:val="32"/>
+          <w:szCs w:val="32"/>
+        </w:rPr>
+      </w:pPr>
+      <w:r>
+        <w:rPr>
+          <w:rFonts w:ascii="TH SarabunIT๙" w:hAnsi="TH SarabunIT๙" w:cs="TH SarabunIT๙" w:hint="cs"/>
+          <w:b/>
+          <w:bCs/>
+          <w:snapToGrid w:val="0"/>
+          <w:sz w:val="32"/>
+          <w:szCs w:val="32"/>
+          <w:cs/>
+          <w:lang w:eastAsia="th-TH"/>
+        </w:rPr>
+        <w:t>โครงการ</w:t>
+      </w:r>
+      <w:r>
+        <w:rPr>
+          <w:rFonts w:ascii="TH SarabunIT๙" w:hAnsi="TH SarabunIT๙" w:cs="TH SarabunIT๙" w:hint="cs"/>
+          <w:b/>
+          <w:bCs/>
+          <w:snapToGrid w:val="0"/>
+          <w:color w:val="000000"/>
+          <w:sz w:val="32"/>
+          <w:szCs w:val="32"/>
+          <w:cs/>
+          <w:lang w:eastAsia="th-TH"/>
+        </w:rPr>
+        <w:t>[ชื่อโครงการ]</w:t>
+      </w:r>
+    </w:p>
+    <w:p>
+      <w:pPr>
+        <w:spacing w:line="276" w:lineRule="auto"/>
+        <w:jc w:val="center"/>
+        <w:rPr>
+          <w:rFonts w:ascii="TH SarabunIT๙" w:hAnsi="TH SarabunIT๙" w:cs="TH SarabunIT๙"/>
+          <w:b/>
+          <w:bCs/>
+          <w:sz w:val="32"/>
+          <w:szCs w:val="32"/>
+          <w:cs/>
+        </w:rPr>
+      </w:pPr>
+      <w:r>
+        <w:rPr>
+          <w:rFonts w:ascii="TH SarabunIT๙" w:hAnsi="TH SarabunIT๙" w:cs="TH SarabunIT๙" w:hint="cs"/>
+          <w:b/>
+          <w:bCs/>
+          <w:sz w:val="32"/>
+          <w:szCs w:val="32"/>
+          <w:cs/>
+        </w:rPr>
+        <w:t>---------------------------------------</w:t>
+      </w:r>
+    </w:p>
+    <w:p>
+      <w:pPr>
+        <w:spacing w:before="240" w:line="276" w:lineRule="auto"/>
+        <w:jc w:val="thaiDistribute"/>
+        <w:rPr>
+          <w:rFonts w:ascii="TH SarabunIT๙" w:hAnsi="TH SarabunIT๙" w:cs="TH SarabunIT๙"/>
+          <w:sz w:val="32"/>
+          <w:szCs w:val="32"/>
+          <w:cs/>
+        </w:rPr>
+      </w:pPr>
+      <w:r>
+        <w:rPr>
+          <w:rFonts w:ascii="TH SarabunIT๙" w:hAnsi="TH SarabunIT๙" w:cs="TH SarabunIT๙"/>
+          <w:sz w:val="32"/>
+          <w:szCs w:val="32"/>
+          <w:cs/>
+        </w:rPr>
+        <w:tab/>
+      </w:r>
+      <w:r>
+        <w:rPr>
+          <w:rFonts w:ascii="TH SarabunIT๙" w:hAnsi="TH SarabunIT๙" w:cs="TH SarabunIT๙"/>
+          <w:sz w:val="32"/>
+          <w:szCs w:val="32"/>
+          <w:cs/>
+        </w:rPr>
+        <w:tab/>
+        <w:t>ด้วยกองช่างองค์การบริหารส่วนตำบลคลองด่าน มีความประสงค์จะดำเนินการ</w:t>
+      </w:r>
+      <w:r>
+        <w:rPr>
+          <w:rFonts w:ascii="TH SarabunIT๙" w:hAnsi="TH SarabunIT๙" w:cs="TH SarabunIT๙" w:hint="cs"/>
+          <w:snapToGrid w:val="0"/>
+          <w:sz w:val="32"/>
+          <w:szCs w:val="32"/>
+          <w:cs/>
+          <w:lang w:eastAsia="th-TH"/>
+        </w:rPr>
+        <w:t>โครงการ</w:t>
+      </w:r>
+      <w:r>
+        <w:rPr>
+          <w:rFonts w:ascii="TH SarabunIT๙" w:hAnsi="TH SarabunIT๙" w:cs="TH SarabunIT๙" w:hint="cs"/>
+          <w:snapToGrid w:val="0"/>
+          <w:color w:val="000000"/>
+          <w:sz w:val="32"/>
+          <w:szCs w:val="32"/>
+          <w:cs/>
+          <w:lang w:eastAsia="th-TH"/>
+        </w:rPr>
+        <w:t xml:space="preserve">[ชื่อโครงการ] </w:t>
+      </w:r>
+      <w:r>
+        <w:rPr>
+          <w:rFonts w:ascii="TH SarabunIT๙" w:hAnsi="TH SarabunIT๙" w:cs="TH SarabunIT๙"/>
+          <w:sz w:val="32"/>
+          <w:szCs w:val="32"/>
+          <w:cs/>
+        </w:rPr>
+        <w:t>ตำบลค</w:t>
+      </w:r>
+      <w:r>
+        <w:rPr>
+          <w:rFonts w:ascii="TH SarabunIT๙" w:hAnsi="TH SarabunIT๙" w:cs="TH SarabunIT๙"/>
+          <w:sz w:val="32"/>
+          <w:szCs w:val="32"/>
+          <w:cs/>
+        </w:rPr>
+        <w:t>ลองด่าน อำเภอบางบ่อ</w:t>
+      </w:r>
+      <w:r>
+        <w:rPr>
+          <w:rFonts w:ascii="TH SarabunIT๙" w:hAnsi="TH SarabunIT๙" w:cs="TH SarabunIT๙"/>
+          <w:sz w:val="32"/>
+          <w:szCs w:val="32"/>
+          <w:cs/>
+        </w:rPr>
+        <w:t xml:space="preserve"> จังหวัดสมุทรปราการ ตามข้อบัญญัติงบประมาณ ประจำปีงบประมาณ พ.ศ. ๒๕๖9</w:t>
+      </w:r>
+      <w:r>
+        <w:rPr>
+          <w:rFonts w:ascii="TH SarabunIT๙" w:hAnsi="TH SarabunIT๙" w:cs="TH SarabunIT๙"/>
+          <w:sz w:val="32"/>
+          <w:szCs w:val="32"/>
+          <w:cs/>
+        </w:rPr>
+        <w:t xml:space="preserve"> นั้น</w:t>
+      </w:r>
+    </w:p>
+    <w:p>
+      <w:pPr>
+        <w:spacing w:before="240" w:line="276" w:lineRule="auto"/>
+        <w:jc w:val="thaiDistribute"/>
+        <w:rPr>
+          <w:rFonts w:ascii="TH SarabunIT๙" w:hAnsi="TH SarabunIT๙" w:cs="TH SarabunIT๙"/>
+          <w:sz w:val="32"/>
+          <w:szCs w:val="32"/>
+          <w:cs/>
+        </w:rPr>
+      </w:pPr>
+      <w:r>
+        <w:rPr>
+          <w:rFonts w:ascii="TH SarabunIT๙" w:hAnsi="TH SarabunIT๙" w:cs="TH SarabunIT๙"/>
+          <w:sz w:val="32"/>
+          <w:szCs w:val="32"/>
+          <w:cs/>
+        </w:rPr>
+        <w:tab/>
+      </w:r>
+      <w:r>
+        <w:rPr>
+          <w:rFonts w:ascii="TH SarabunIT๙" w:hAnsi="TH SarabunIT๙" w:cs="TH SarabunIT๙"/>
+          <w:sz w:val="32"/>
+          <w:szCs w:val="32"/>
+          <w:cs/>
+        </w:rPr>
+        <w:tab/>
+        <w:t xml:space="preserve">เพื่อให้การดำเนินการดังกล่าวเป็นไปด้วยความเรียบร้อย  ถูกต้อง  ตามพระราชบัญญัติการจัดซื้อจัดจ้างและการบริหารพัสดุภาครัฐ พ.ศ. ๒๕๖๐ มาตรา ๖๐ และอาศัยอำนาจตามระเบียบกระทรวงการคลังว่าด้วยการจัดซื้อจัดจ้างและการบริหารพัสดุภาครัฐ พ.ศ. ๒๕๖๐ หมวด ๒ ส่วนที่ ๒ ข้อ ๒๑ วรรคสาม จึงแต่งตั้งคณะกรรมการจัดทำแบบรูปรายการงานก่อสร้าง </w:t>
+      </w:r>
+      <w:r>
+        <w:rPr>
+          <w:rFonts w:ascii="TH SarabunIT๙" w:hAnsi="TH SarabunIT๙" w:cs="TH SarabunIT๙" w:hint="cs"/>
+          <w:sz w:val="32"/>
+          <w:szCs w:val="32"/>
+          <w:cs/>
+        </w:rPr>
+        <w:t xml:space="preserve"> </w:t>
+      </w:r>
+      <w:r>
+        <w:rPr>
+          <w:rFonts w:ascii="TH SarabunIT๙" w:hAnsi="TH SarabunIT๙" w:cs="TH SarabunIT๙" w:hint="cs"/>
+          <w:snapToGrid w:val="0"/>
+          <w:sz w:val="32"/>
+          <w:szCs w:val="32"/>
+          <w:cs/>
+          <w:lang w:eastAsia="th-TH"/>
+        </w:rPr>
+        <w:t>โครงการ</w:t>
+      </w:r>
+      <w:r>
+        <w:rPr>
+          <w:rFonts w:ascii="TH SarabunIT๙" w:hAnsi="TH SarabunIT๙" w:cs="TH SarabunIT๙" w:hint="cs"/>
+          <w:snapToGrid w:val="0"/>
+          <w:color w:val="000000"/>
+          <w:sz w:val="32"/>
+          <w:szCs w:val="32"/>
+          <w:cs/>
+          <w:lang w:eastAsia="th-TH"/>
+        </w:rPr>
+        <w:t>[ชื่อโครงการ]</w:t>
+      </w:r>
+      <w:r>
+        <w:rPr>
+          <w:rFonts w:ascii="TH SarabunIT๙" w:hAnsi="TH SarabunIT๙" w:cs="TH SarabunIT๙"/>
+          <w:sz w:val="32"/>
+          <w:szCs w:val="32"/>
+          <w:cs/>
+        </w:rPr>
+        <w:t xml:space="preserve"> ตำบลคลองด่าน อำเภอ</w:t>
+      </w:r>
+      <w:r>
+        <w:rPr>
+          <w:rFonts w:ascii="TH SarabunIT๙" w:hAnsi="TH SarabunIT๙" w:cs="TH SarabunIT๙" w:hint="cs"/>
+          <w:sz w:val="32"/>
+          <w:szCs w:val="32"/>
+          <w:cs/>
+        </w:rPr>
+        <w:t xml:space="preserve"> </w:t>
+      </w:r>
+      <w:r>
+        <w:rPr>
+          <w:rFonts w:ascii="TH SarabunIT๙" w:hAnsi="TH SarabunIT๙" w:cs="TH SarabunIT๙"/>
+          <w:sz w:val="32"/>
+          <w:szCs w:val="32"/>
+          <w:cs/>
+        </w:rPr>
+        <w:t>บางบ่อ จังหวัดสมุทรปราการ ดังนี้</w:t>
+      </w:r>
+    </w:p>
+    <w:p>
+      <w:pPr>
+        <w:spacing w:before="120" w:line="276" w:lineRule="auto"/>
+        <w:jc w:val="thaiDistribute"/>
+        <w:rPr>
+          <w:rFonts w:ascii="TH SarabunIT๙" w:hAnsi="TH SarabunIT๙" w:cs="TH SarabunIT๙"/>
+          <w:sz w:val="32"/>
+          <w:szCs w:val="32"/>
+        </w:rPr>
+      </w:pPr>
+      <w:r>
+        <w:rPr>
+          <w:rFonts w:ascii="TH SarabunIT๙" w:hAnsi="TH SarabunIT๙" w:cs="TH SarabunIT๙"/>
+          <w:sz w:val="32"/>
+          <w:szCs w:val="32"/>
+          <w:cs/>
+        </w:rPr>
+        <w:tab/>
+      </w:r>
+      <w:r>
+        <w:rPr>
+          <w:rFonts w:ascii="TH SarabunIT๙" w:hAnsi="TH SarabunIT๙" w:cs="TH SarabunIT๙"/>
+          <w:sz w:val="32"/>
+          <w:szCs w:val="32"/>
+          <w:cs/>
+        </w:rPr>
+        <w:tab/>
+        <w:t xml:space="preserve">๑.  </w:t>
+      </w:r>
+      <w:r>
+        <w:rPr>
+          <w:rFonts w:ascii="TH SarabunIT๙" w:hAnsi="TH SarabunIT๙" w:cs="TH SarabunIT๙"/>
+          <w:color w:val="000000"/>
+          <w:sz w:val="32"/>
+          <w:szCs w:val="32"/>
+          <w:cs/>
+        </w:rPr>
+        <w:t>[ชื่อกรรมการ1]</w:t>
+      </w:r>
+      <w:r>
+        <w:rPr>
+          <w:rFonts w:ascii="TH SarabunIT๙" w:hAnsi="TH SarabunIT๙" w:cs="TH SarabunIT๙"/>
+          <w:color w:val="000000"/>
+          <w:sz w:val="32"/>
+          <w:szCs w:val="32"/>
+        </w:rPr>
+        <w:tab/>
+      </w:r>
+      <w:r>
+        <w:rPr>
+          <w:rFonts w:ascii="TH SarabunIT๙" w:hAnsi="TH SarabunIT๙" w:cs="TH SarabunIT๙"/>
+          <w:sz w:val="32"/>
+          <w:szCs w:val="32"/>
+          <w:cs/>
+        </w:rPr>
+        <w:t xml:space="preserve">ตำแหน่ง  </w:t>
+      </w:r>
+      <w:r>
+        <w:rPr>
+          <w:rFonts w:ascii="TH SarabunIT๙" w:hAnsi="TH SarabunIT๙" w:cs="TH SarabunIT๙"/>
+          <w:color w:val="000000"/>
+          <w:sz w:val="32"/>
+          <w:szCs w:val="32"/>
+          <w:cs/>
+        </w:rPr>
+        <w:t>[ตำแหน่งกรรมการ1]</w:t>
+      </w:r>
+      <w:r>
+        <w:rPr>
+          <w:rFonts w:ascii="TH SarabunIT๙" w:hAnsi="TH SarabunIT๙" w:cs="TH SarabunIT๙"/>
+          <w:color w:val="000000"/>
+          <w:sz w:val="32"/>
+          <w:szCs w:val="32"/>
+        </w:rPr>
+        <w:tab/>
+      </w:r>
+      <w:r>
+        <w:rPr>
+          <w:rFonts w:ascii="TH SarabunIT๙" w:hAnsi="TH SarabunIT๙" w:cs="TH SarabunIT๙"/>
+          <w:color w:val="000000"/>
+          <w:sz w:val="32"/>
+          <w:szCs w:val="32"/>
+        </w:rPr>
+        <w:tab/>
+      </w:r>
+      <w:r>
+        <w:rPr>
+          <w:rFonts w:ascii="TH SarabunIT๙" w:hAnsi="TH SarabunIT๙" w:cs="TH SarabunIT๙"/>
+          <w:sz w:val="32"/>
+          <w:szCs w:val="32"/>
+          <w:cs/>
+        </w:rPr>
+        <w:t>ประธานกรรมการ</w:t>
+      </w:r>
+    </w:p>
+    <w:p>
+      <w:pPr>
+        <w:spacing w:line="276" w:lineRule="auto"/>
+        <w:jc w:val="thaiDistribute"/>
+        <w:rPr>
+          <w:rFonts w:ascii="TH SarabunIT๙" w:hAnsi="TH SarabunIT๙" w:cs="TH SarabunIT๙"/>
+          <w:sz w:val="32"/>
+          <w:szCs w:val="32"/>
+        </w:rPr>
+      </w:pPr>
+      <w:r>
+        <w:rPr>
+          <w:rFonts w:ascii="TH SarabunIT๙" w:hAnsi="TH SarabunIT๙" w:cs="TH SarabunIT๙"/>
+          <w:sz w:val="32"/>
+          <w:szCs w:val="32"/>
+          <w:cs/>
+        </w:rPr>
+        <w:tab/>
+      </w:r>
+      <w:r>
+        <w:rPr>
+          <w:rFonts w:ascii="TH SarabunIT๙" w:hAnsi="TH SarabunIT๙" w:cs="TH SarabunIT๙"/>
+          <w:sz w:val="32"/>
+          <w:szCs w:val="32"/>
+          <w:cs/>
+        </w:rPr>
+        <w:tab/>
+        <w:t xml:space="preserve">๒.  </w:t>
+      </w:r>
+      <w:r>
+        <w:rPr>
+          <w:rFonts w:ascii="TH SarabunIT๙" w:hAnsi="TH SarabunIT๙" w:cs="TH SarabunIT๙" w:hint="cs"/>
+          <w:color w:val="000000"/>
+          <w:sz w:val="32"/>
+          <w:szCs w:val="32"/>
+          <w:cs/>
+        </w:rPr>
+        <w:t>[ชื่อกรรมการ2]</w:t>
+      </w:r>
+      <w:r>
+        <w:rPr>
+          <w:rFonts w:ascii="TH SarabunIT๙" w:hAnsi="TH SarabunIT๙" w:cs="TH SarabunIT๙"/>
+          <w:color w:val="000000"/>
+          <w:sz w:val="32"/>
+          <w:szCs w:val="32"/>
+        </w:rPr>
+        <w:tab/>
+      </w:r>
+      <w:r>
+        <w:rPr>
+          <w:rFonts w:ascii="TH SarabunIT๙" w:hAnsi="TH SarabunIT๙" w:cs="TH SarabunIT๙" w:hint="cs"/>
+          <w:sz w:val="32"/>
+          <w:szCs w:val="32"/>
+          <w:cs/>
+        </w:rPr>
+        <w:t xml:space="preserve">ตำแหน่ง  </w:t>
+      </w:r>
+      <w:r>
+        <w:rPr>
+          <w:rFonts w:ascii="TH SarabunIT๙" w:hAnsi="TH SarabunIT๙" w:cs="TH SarabunIT๙" w:hint="cs"/>
+          <w:color w:val="000000"/>
+          <w:sz w:val="32"/>
+          <w:szCs w:val="32"/>
+          <w:cs/>
+        </w:rPr>
+        <w:t>[ตำแหน่งกรรมการ2]</w:t>
+      </w:r>
+      <w:r>
+        <w:rPr>
+          <w:rFonts w:ascii="TH SarabunIT๙" w:hAnsi="TH SarabunIT๙" w:cs="TH SarabunIT๙"/>
+          <w:sz w:val="32"/>
+          <w:szCs w:val="32"/>
+        </w:rPr>
+        <w:tab/>
+      </w:r>
+      <w:r>
+        <w:rPr>
+          <w:rFonts w:ascii="TH SarabunIT๙" w:hAnsi="TH SarabunIT๙" w:cs="TH SarabunIT๙"/>
+          <w:sz w:val="32"/>
+          <w:szCs w:val="32"/>
+        </w:rPr>
+        <w:tab/>
+      </w:r>
+      <w:r>
+        <w:rPr>
+          <w:rFonts w:ascii="TH SarabunIT๙" w:hAnsi="TH SarabunIT๙" w:cs="TH SarabunIT๙"/>
+          <w:sz w:val="32"/>
+          <w:szCs w:val="32"/>
+        </w:rPr>
+        <w:tab/>
+      </w:r>
+      <w:r>
+        <w:rPr>
+          <w:rFonts w:ascii="TH SarabunIT๙" w:hAnsi="TH SarabunIT๙" w:cs="TH SarabunIT๙"/>
+          <w:sz w:val="32"/>
+          <w:szCs w:val="32"/>
+          <w:cs/>
+        </w:rPr>
+        <w:t>กรรมการ</w:t>
+      </w:r>
+    </w:p>
+    <w:p>
+      <w:pPr>
+        <w:spacing w:line="276" w:lineRule="auto"/>
+        <w:jc w:val="thaiDistribute"/>
+        <w:rPr>
+          <w:rFonts w:ascii="TH SarabunIT๙" w:hAnsi="TH SarabunIT๙" w:cs="TH SarabunIT๙"/>
+          <w:sz w:val="32"/>
+          <w:szCs w:val="32"/>
+        </w:rPr>
+      </w:pPr>
+      <w:r>
+        <w:rPr>
+          <w:rFonts w:ascii="TH SarabunIT๙" w:hAnsi="TH SarabunIT๙" w:cs="TH SarabunIT๙"/>
+          <w:sz w:val="32"/>
+          <w:szCs w:val="32"/>
+          <w:cs/>
+        </w:rPr>
+        <w:tab/>
+      </w:r>
+      <w:r>
+        <w:rPr>
+          <w:rFonts w:ascii="TH SarabunIT๙" w:hAnsi="TH SarabunIT๙" w:cs="TH SarabunIT๙"/>
+          <w:sz w:val="32"/>
+          <w:szCs w:val="32"/>
+          <w:cs/>
+        </w:rPr>
+        <w:tab/>
+        <w:t xml:space="preserve">๓.  </w:t>
+      </w:r>
+      <w:r>
+        <w:rPr>
+          <w:rFonts w:ascii="TH SarabunIT๙" w:hAnsi="TH SarabunIT๙" w:cs="TH SarabunIT๙"/>
+          <w:color w:val="000000"/>
+          <w:sz w:val="32"/>
+          <w:szCs w:val="32"/>
+          <w:cs/>
+        </w:rPr>
+        <w:t>[ชื่อกรรมการ3]</w:t>
+      </w:r>
+      <w:r>
+        <w:rPr>
+          <w:rFonts w:ascii="TH SarabunIT๙" w:hAnsi="TH SarabunIT๙" w:cs="TH SarabunIT๙"/>
+          <w:color w:val="000000"/>
+          <w:sz w:val="32"/>
+          <w:szCs w:val="32"/>
+        </w:rPr>
+        <w:tab/>
+      </w:r>
+      <w:r>
+        <w:rPr>
+          <w:rFonts w:ascii="TH SarabunIT๙" w:hAnsi="TH SarabunIT๙" w:cs="TH SarabunIT๙"/>
+          <w:sz w:val="32"/>
+          <w:szCs w:val="32"/>
+          <w:cs/>
+        </w:rPr>
+        <w:t xml:space="preserve">ตำแหน่ง  </w:t>
+      </w:r>
+      <w:r>
+        <w:rPr>
+          <w:rFonts w:ascii="TH SarabunIT๙" w:hAnsi="TH SarabunIT๙" w:cs="TH SarabunIT๙"/>
+          <w:color w:val="000000"/>
+          <w:sz w:val="32"/>
+          <w:szCs w:val="32"/>
+          <w:cs/>
+        </w:rPr>
+        <w:t>[ตำแหน่งกรรมการ3]</w:t>
+      </w:r>
+      <w:r>
+        <w:rPr>
+          <w:rFonts w:ascii="TH SarabunIT๙" w:hAnsi="TH SarabunIT๙" w:cs="TH SarabunIT๙"/>
+          <w:color w:val="000000"/>
+          <w:sz w:val="32"/>
+          <w:szCs w:val="32"/>
+        </w:rPr>
+        <w:tab/>
+      </w:r>
+      <w:r>
+        <w:rPr>
+          <w:rFonts w:ascii="TH SarabunIT๙" w:hAnsi="TH SarabunIT๙" w:cs="TH SarabunIT๙"/>
+          <w:color w:val="000000"/>
+          <w:sz w:val="32"/>
+          <w:szCs w:val="32"/>
+        </w:rPr>
+        <w:tab/>
+      </w:r>
+      <w:r>
+        <w:rPr>
+          <w:rFonts w:ascii="TH SarabunIT๙" w:hAnsi="TH SarabunIT๙" w:cs="TH SarabunIT๙"/>
+          <w:color w:val="000000"/>
+          <w:sz w:val="32"/>
+          <w:szCs w:val="32"/>
+        </w:rPr>
+        <w:tab/>
+      </w:r>
+      <w:r>
+        <w:rPr>
+          <w:rFonts w:ascii="TH SarabunIT๙" w:hAnsi="TH SarabunIT๙" w:cs="TH SarabunIT๙"/>
+          <w:sz w:val="32"/>
+          <w:szCs w:val="32"/>
+          <w:cs/>
+        </w:rPr>
+        <w:t>กรรมการ</w:t>
+      </w:r>
+    </w:p>
+    <w:p>
+      <w:pPr>
+        <w:pStyle w:val="BodyTextIndent2"/>
+        <w:spacing w:line="276" w:lineRule="auto"/>
+        <w:rPr>
+          <w:rFonts w:ascii="TH SarabunIT๙" w:hAnsi="TH SarabunIT๙" w:cs="TH SarabunIT๙"/>
+        </w:rPr>
+      </w:pPr>
+      <w:r>
+        <w:rPr>
+          <w:rFonts w:ascii="TH SarabunIT๙" w:hAnsi="TH SarabunIT๙" w:cs="TH SarabunIT๙"/>
+          <w:cs/>
+        </w:rPr>
+        <w:t>โดยให้ผู้ที่ได้รับคำสั่งแต่งตั้งปฏิบัติหน้าที่ จัดทำแบบรูปรายการงานก่อสร้างตามเป้าหมายผลผลิตของโครงการ กำหนดขนาด มิติ คุณลักษณะ คุณภาพของวัสดุ ขั้นตอนวิธีการ และรายละเอียดต่าง ๆ ให้เป็นไปตามหลักเกณฑ์ ตามมาตรฐาน ตามข้อกำหนดที่เกี่ยวข้อง ตลอดจนมติคณะรัฐมนตรี กฎ</w:t>
+      </w:r>
+      <w:r>
+        <w:rPr>
+          <w:rFonts w:ascii="TH SarabunIT๙" w:hAnsi="TH SarabunIT๙" w:cs="TH SarabunIT๙"/>
+        </w:rPr>
+        <w:t xml:space="preserve"> </w:t>
+      </w:r>
+      <w:r>
+        <w:rPr>
+          <w:rFonts w:ascii="TH SarabunIT๙" w:hAnsi="TH SarabunIT๙" w:cs="TH SarabunIT๙"/>
+          <w:cs/>
+        </w:rPr>
+        <w:t>ระเบียบ ข้อบังคับ คำสั่ง  รวมทั้งตามประกาศและหนังสือเวียนอื่นใดที่เกี่ยวข้องโดยเคร่งครัด</w:t>
+      </w:r>
+    </w:p>
+    <w:p>
+      <w:pPr>
+        <w:pStyle w:val="BodyTextIndent2"/>
+        <w:spacing w:line="276" w:lineRule="auto"/>
+        <w:rPr>
+          <w:rFonts w:ascii="TH SarabunIT๙" w:hAnsi="TH SarabunIT๙" w:cs="TH SarabunIT๙"/>
+        </w:rPr>
+      </w:pPr>
+      <w:r>
+        <w:rPr>
+          <w:rFonts w:ascii="TH SarabunIT๙" w:hAnsi="TH SarabunIT๙" w:cs="TH SarabunIT๙"/>
+          <w:cs/>
+        </w:rPr>
+        <w:t>ทั้งนี้ตั้งแต่บัดนี้เป็นต้นไป</w:t>
+      </w:r>
+    </w:p>
+    <w:p>
+      <w:pPr>
+        <w:spacing w:before="240" w:line="276" w:lineRule="auto"/>
+        <w:jc w:val="thaiDistribute"/>
+        <w:rPr>
+          <w:rFonts w:ascii="TH SarabunIT๙" w:hAnsi="TH SarabunIT๙" w:cs="TH SarabunIT๙"/>
+          <w:sz w:val="32"/>
+          <w:szCs w:val="32"/>
+        </w:rPr>
+      </w:pPr>
+      <w:r>
+        <w:rPr>
+          <w:rFonts w:ascii="TH SarabunIT๙" w:hAnsi="TH SarabunIT๙" w:cs="TH SarabunIT๙"/>
+          <w:sz w:val="32"/>
+          <w:szCs w:val="32"/>
+        </w:rPr>
+        <w:tab/>
+      </w:r>
+      <w:r>
+        <w:rPr>
+          <w:rFonts w:ascii="TH SarabunIT๙" w:hAnsi="TH SarabunIT๙" w:cs="TH SarabunIT๙"/>
+          <w:sz w:val="32"/>
+          <w:szCs w:val="32"/>
+        </w:rPr>
+        <w:tab/>
+      </w:r>
+      <w:r>
+        <w:rPr>
+          <w:rFonts w:ascii="TH SarabunIT๙" w:hAnsi="TH SarabunIT๙" w:cs="TH SarabunIT๙"/>
+          <w:sz w:val="32"/>
+          <w:szCs w:val="32"/>
+        </w:rPr>
+        <w:tab/>
+      </w:r>
+      <w:r>
+        <w:rPr>
+          <w:rFonts w:ascii="TH SarabunIT๙" w:hAnsi="TH SarabunIT๙" w:cs="TH SarabunIT๙"/>
+          <w:sz w:val="32"/>
+          <w:szCs w:val="32"/>
+        </w:rPr>
+        <w:tab/>
+      </w:r>
+      <w:r>
+        <w:rPr>
+          <w:rFonts w:ascii="TH SarabunIT๙" w:hAnsi="TH SarabunIT๙" w:cs="TH SarabunIT๙"/>
+          <w:sz w:val="32"/>
+          <w:szCs w:val="32"/>
+          <w:cs/>
+        </w:rPr>
+        <w:t xml:space="preserve">       สั่ง  ณ  วันที่  </w:t>
+      </w:r>
+      <w:r>
+        <w:rPr>
+          <w:rFonts w:ascii="TH SarabunIT๙" w:hAnsi="TH SarabunIT๙" w:cs="TH SarabunIT๙" w:hint="cs"/>
+          <w:sz w:val="32"/>
+          <w:szCs w:val="32"/>
+          <w:cs/>
+        </w:rPr>
+        <w:t xml:space="preserve">   </w:t>
+      </w:r>
+      <w:r>
+        <w:rPr>
+          <w:rFonts w:ascii="TH SarabunIT๙" w:hAnsi="TH SarabunIT๙" w:cs="TH SarabunIT๙"/>
+          <w:sz w:val="32"/>
+          <w:szCs w:val="32"/>
+          <w:cs/>
+        </w:rPr>
+        <w:t xml:space="preserve">  เดือน  </w:t>
+      </w:r>
+      <w:r>
+        <w:rPr>
+          <w:rFonts w:ascii="TH SarabunIT๙" w:hAnsi="TH SarabunIT๙" w:cs="TH SarabunIT๙" w:hint="cs"/>
+          <w:sz w:val="32"/>
+          <w:szCs w:val="32"/>
+          <w:cs/>
+        </w:rPr>
+        <w:t>กรกฏาคม</w:t>
+      </w:r>
+      <w:r>
+        <w:rPr>
+          <w:rFonts w:ascii="TH SarabunIT๙" w:hAnsi="TH SarabunIT๙" w:cs="TH SarabunIT๙"/>
+          <w:sz w:val="32"/>
+          <w:szCs w:val="32"/>
+          <w:cs/>
+        </w:rPr>
+        <w:t xml:space="preserve">  พ.ศ. ๒๕๖</w:t>
+      </w:r>
+      <w:r>
+        <w:rPr>
+          <w:rFonts w:ascii="TH SarabunIT๙" w:hAnsi="TH SarabunIT๙" w:cs="TH SarabunIT๙" w:hint="cs"/>
+          <w:sz w:val="32"/>
+          <w:szCs w:val="32"/>
+          <w:cs/>
+        </w:rPr>
+        <w:t>9</w:t>
+      </w:r>
+    </w:p>
+    <w:p>
+      <w:pPr>
+        <w:spacing w:before="960" w:line="276" w:lineRule="auto"/>
+        <w:jc w:val="thaiDistribute"/>
+        <w:rPr>
+          <w:rFonts w:ascii="TH SarabunIT๙" w:hAnsi="TH SarabunIT๙" w:cs="TH SarabunIT๙"/>
+          <w:sz w:val="32"/>
+          <w:szCs w:val="32"/>
+        </w:rPr>
+      </w:pPr>
+      <w:r>
+        <w:rPr>
+          <w:rFonts w:ascii="TH SarabunIT๙" w:hAnsi="TH SarabunIT๙" w:cs="TH SarabunIT๙"/>
+          <w:sz w:val="32"/>
+          <w:szCs w:val="32"/>
+        </w:rPr>
+        <w:tab/>
+      </w:r>
+      <w:r>
+        <w:rPr>
+          <w:rFonts w:ascii="TH SarabunIT๙" w:hAnsi="TH SarabunIT๙" w:cs="TH SarabunIT๙"/>
+          <w:sz w:val="32"/>
+          <w:szCs w:val="32"/>
+        </w:rPr>
+        <w:tab/>
+      </w:r>
+      <w:r>
+        <w:rPr>
+          <w:rFonts w:ascii="TH SarabunIT๙" w:hAnsi="TH SarabunIT๙" w:cs="TH SarabunIT๙"/>
+          <w:sz w:val="32"/>
+          <w:szCs w:val="32"/>
+        </w:rPr>
+        <w:tab/>
+      </w:r>
+      <w:r>
+        <w:rPr>
+          <w:rFonts w:ascii="TH SarabunIT๙" w:hAnsi="TH SarabunIT๙" w:cs="TH SarabunIT๙"/>
+          <w:sz w:val="32"/>
+          <w:szCs w:val="32"/>
+        </w:rPr>
+        <w:tab/>
+      </w:r>
+      <w:r>
+        <w:rPr>
+          <w:rFonts w:ascii="TH SarabunIT๙" w:hAnsi="TH SarabunIT๙" w:cs="TH SarabunIT๙"/>
+          <w:sz w:val="32"/>
+          <w:szCs w:val="32"/>
+        </w:rPr>
+        <w:tab/>
+        <w:t xml:space="preserve">         (</w:t>
+      </w:r>
+      <w:proofErr w:type="gramStart"/>
+      <w:r>
+        <w:rPr>
+          <w:rFonts w:ascii="TH SarabunIT๙" w:hAnsi="TH SarabunIT๙" w:cs="TH SarabunIT๙"/>
+          <w:sz w:val="32"/>
+          <w:szCs w:val="32"/>
+          <w:cs/>
+        </w:rPr>
+        <w:t>นาย</w:t>
+      </w:r>
+      <w:r>
+        <w:rPr>
+          <w:rFonts w:ascii="TH SarabunIT๙" w:hAnsi="TH SarabunIT๙" w:cs="TH SarabunIT๙" w:hint="cs"/>
+          <w:sz w:val="32"/>
+          <w:szCs w:val="32"/>
+          <w:cs/>
+        </w:rPr>
+        <w:t>ณัฐนันท์  จิรนนท์เสถียร</w:t>
+      </w:r>
+      <w:proofErr w:type="gramEnd"/>
+      <w:r>
+        <w:rPr>
+          <w:rFonts w:ascii="TH SarabunIT๙" w:hAnsi="TH SarabunIT๙" w:cs="TH SarabunIT๙"/>
+          <w:sz w:val="32"/>
+          <w:szCs w:val="32"/>
+        </w:rPr>
+        <w:t>)</w:t>
+      </w:r>
+    </w:p>
+    <w:p>
+      <w:r>
+        <w:rPr>
+          <w:rFonts w:ascii="TH SarabunIT๙" w:hAnsi="TH SarabunIT๙" w:cs="TH SarabunIT๙"/>
+          <w:sz w:val="32"/>
+          <w:szCs w:val="32"/>
+        </w:rPr>
+        <w:tab/>
+      </w:r>
+      <w:r>
+        <w:rPr>
+          <w:rFonts w:ascii="TH SarabunIT๙" w:hAnsi="TH SarabunIT๙" w:cs="TH SarabunIT๙"/>
+          <w:sz w:val="32"/>
+          <w:szCs w:val="32"/>
+        </w:rPr>
+        <w:tab/>
+      </w:r>
+      <w:r>
+        <w:rPr>
+          <w:rFonts w:ascii="TH SarabunIT๙" w:hAnsi="TH SarabunIT๙" w:cs="TH SarabunIT๙"/>
+          <w:sz w:val="32"/>
+          <w:szCs w:val="32"/>
+        </w:rPr>
+        <w:tab/>
+        <w:t xml:space="preserve">                     </w:t>
+      </w:r>
+      <w:r>
+        <w:rPr>
+          <w:rFonts w:ascii="TH SarabunIT๙" w:hAnsi="TH SarabunIT๙" w:cs="TH SarabunIT๙"/>
+          <w:sz w:val="32"/>
+          <w:szCs w:val="32"/>
+          <w:cs/>
+        </w:rPr>
+        <w:t xml:space="preserve">  นายกองค์การบริหารส่วนตำบลคลองด่าน</w:t>
+      </w:r>
+    </w:p>
+    <w:p>
+      <w:pPr>
+        <w:jc w:val="thaiDistribute"/>
+        <w:rPr>
+          <w:rFonts w:ascii="TH SarabunPSK" w:hAnsi="TH SarabunPSK" w:cs="TH SarabunPSK"/>
+          <w:sz w:val="32"/>
+          <w:szCs w:val="32"/>
+        </w:rPr>
+      </w:pPr>
+    </w:p>
+    <w:p>
+      <w:pPr>
+        <w:jc w:val="thaiDistribute"/>
+        <w:rPr>
+          <w:rFonts w:ascii="TH SarabunPSK" w:hAnsi="TH SarabunPSK" w:cs="TH SarabunPSK"/>
+          <w:sz w:val="32"/>
+          <w:szCs w:val="32"/>
+        </w:rPr>
+      </w:pPr>
+    </w:p>
+    <w:p>
+      <w:pPr>
+        <w:jc w:val="thaiDistribute"/>
+        <w:rPr>
+          <w:rFonts w:ascii="TH SarabunPSK" w:hAnsi="TH SarabunPSK" w:cs="TH SarabunPSK"/>
+          <w:sz w:val="32"/>
+          <w:szCs w:val="32"/>
+        </w:rPr>
+      </w:pPr>
+    </w:p>
+    <w:p>
+      <w:pPr>
+        <w:jc w:val="thaiDistribute"/>
+        <w:rPr>
+          <w:rFonts w:ascii="TH SarabunPSK" w:hAnsi="TH SarabunPSK" w:cs="TH SarabunPSK"/>
+          <w:sz w:val="32"/>
+          <w:szCs w:val="32"/>
+        </w:rPr>
+      </w:pPr>
+    </w:p>
+    <w:p>
+      <w:pPr>
+        <w:jc w:val="thaiDistribute"/>
+        <w:rPr>
+          <w:rFonts w:ascii="TH SarabunPSK" w:hAnsi="TH SarabunPSK" w:cs="TH SarabunPSK"/>
+          <w:sz w:val="32"/>
+          <w:szCs w:val="32"/>
+        </w:rPr>
+      </w:pPr>
+    </w:p>
+    <w:p>
+      <w:pPr>
+        <w:spacing w:before="120" w:line="276" w:lineRule="auto"/>
+        <w:jc w:val="center"/>
+        <w:rPr>
+          <w:rFonts w:ascii="TH SarabunIT๙" w:hAnsi="TH SarabunIT๙" w:cs="TH SarabunIT๙"/>
+          <w:b/>
+          <w:bCs/>
+          <w:sz w:val="32"/>
+          <w:szCs w:val="32"/>
+          <w:cs/>
+        </w:rPr>
+      </w:pPr>
+      <w:r>
+        <w:rPr>
+          <w:rFonts w:ascii="TH SarabunIT๙" w:hAnsi="TH SarabunIT๙" w:cs="TH SarabunIT๙"/>
+          <w:b/>
+          <w:bCs/>
+          <w:sz w:val="32"/>
+          <w:szCs w:val="32"/>
+          <w:cs/>
+        </w:rPr>
+        <w:t>คำสั่งองค์การบริหารส่วนตำบลคลองด่าน</w:t>
+      </w:r>
+    </w:p>
+    <w:p>
+      <w:pPr>
+        <w:spacing w:line="276" w:lineRule="auto"/>
+        <w:jc w:val="center"/>
+        <w:rPr>
+          <w:rFonts w:ascii="TH SarabunIT๙" w:hAnsi="TH SarabunIT๙" w:cs="TH SarabunIT๙"/>
+          <w:b/>
+          <w:bCs/>
+          <w:sz w:val="32"/>
+          <w:szCs w:val="32"/>
+          <w:cs/>
+        </w:rPr>
+      </w:pPr>
+      <w:r>
+        <w:rPr>
+          <w:rFonts w:ascii="TH SarabunIT๙" w:hAnsi="TH SarabunIT๙" w:cs="TH SarabunIT๙"/>
+          <w:b/>
+          <w:bCs/>
+          <w:sz w:val="32"/>
+          <w:szCs w:val="32"/>
+          <w:cs/>
+        </w:rPr>
+        <w:t>ที่</w:t>
+      </w:r>
+      <w:r>
+        <w:rPr>
+          <w:rFonts w:ascii="TH SarabunIT๙" w:hAnsi="TH SarabunIT๙" w:cs="TH SarabunIT๙"/>
+          <w:b/>
+          <w:bCs/>
+          <w:sz w:val="32"/>
+          <w:szCs w:val="32"/>
+          <w:cs/>
+        </w:rPr>
+        <w:t xml:space="preserve"> </w:t>
+      </w:r>
+      <w:r>
+        <w:rPr>
+          <w:rFonts w:ascii="TH SarabunIT๙" w:hAnsi="TH SarabunIT๙" w:cs="TH SarabunIT๙" w:hint="cs"/>
+          <w:b/>
+          <w:bCs/>
+          <w:sz w:val="32"/>
+          <w:szCs w:val="32"/>
+          <w:cs/>
+        </w:rPr>
+        <w:t xml:space="preserve">         </w:t>
+      </w:r>
+      <w:r>
+        <w:rPr>
+          <w:rFonts w:ascii="TH SarabunIT๙" w:hAnsi="TH SarabunIT๙" w:cs="TH SarabunIT๙"/>
+          <w:b/>
+          <w:bCs/>
+          <w:sz w:val="32"/>
+          <w:szCs w:val="32"/>
+          <w:cs/>
+        </w:rPr>
+        <w:t>/ ๒๕</w:t>
+      </w:r>
+      <w:r>
+        <w:rPr>
+          <w:rFonts w:ascii="TH SarabunIT๙" w:hAnsi="TH SarabunIT๙" w:cs="TH SarabunIT๙" w:hint="cs"/>
+          <w:b/>
+          <w:bCs/>
+          <w:sz w:val="32"/>
+          <w:szCs w:val="32"/>
+          <w:cs/>
+        </w:rPr>
+        <w:t>69</w:t>
+      </w:r>
+    </w:p>
+    <w:p>
+      <w:pPr>
+        <w:spacing w:line="276" w:lineRule="auto"/>
+        <w:jc w:val="center"/>
+        <w:rPr>
+          <w:rFonts w:ascii="TH SarabunIT๙" w:hAnsi="TH SarabunIT๙" w:cs="TH SarabunIT๙"/>
+          <w:b/>
+          <w:bCs/>
+          <w:sz w:val="32"/>
+          <w:szCs w:val="32"/>
+        </w:rPr>
+      </w:pPr>
+      <w:r>
+        <w:rPr>
+          <w:rFonts w:ascii="TH SarabunIT๙" w:hAnsi="TH SarabunIT๙" w:cs="TH SarabunIT๙"/>
+          <w:b/>
+          <w:bCs/>
+          <w:sz w:val="32"/>
+          <w:szCs w:val="32"/>
+          <w:cs/>
+        </w:rPr>
+        <w:t>เรื่อง  แต่งตั้งคณะกรรมการจัดทำแบบรูปรายการงานก่อสร้าง</w:t>
+      </w:r>
+    </w:p>
+    <w:p>
+      <w:pPr>
+        <w:spacing w:line="276" w:lineRule="auto"/>
+        <w:jc w:val="center"/>
+        <w:rPr>
+          <w:rFonts w:ascii="TH SarabunIT๙" w:hAnsi="TH SarabunIT๙" w:cs="TH SarabunIT๙"/>
+          <w:b/>
+          <w:bCs/>
+          <w:sz w:val="32"/>
+          <w:szCs w:val="32"/>
+        </w:rPr>
+      </w:pPr>
+      <w:r>
+        <w:rPr>
+          <w:rFonts w:ascii="TH SarabunIT๙" w:hAnsi="TH SarabunIT๙" w:cs="TH SarabunIT๙" w:hint="cs"/>
+          <w:b/>
+          <w:bCs/>
+          <w:snapToGrid w:val="0"/>
+          <w:sz w:val="32"/>
+          <w:szCs w:val="32"/>
+          <w:cs/>
+          <w:lang w:eastAsia="th-TH"/>
+        </w:rPr>
+        <w:t>โครงการ</w:t>
+      </w:r>
+      <w:r>
+        <w:rPr>
+          <w:rFonts w:ascii="TH SarabunIT๙" w:hAnsi="TH SarabunIT๙" w:cs="TH SarabunIT๙" w:hint="cs"/>
+          <w:b/>
+          <w:bCs/>
+          <w:snapToGrid w:val="0"/>
+          <w:color w:val="000000"/>
+          <w:sz w:val="32"/>
+          <w:szCs w:val="32"/>
+          <w:cs/>
+          <w:lang w:eastAsia="th-TH"/>
+        </w:rPr>
+        <w:t>[ชื่อโครงการ]</w:t>
+      </w:r>
+    </w:p>
+    <w:p>
+      <w:pPr>
+        <w:spacing w:line="276" w:lineRule="auto"/>
+        <w:jc w:val="center"/>
+        <w:rPr>
+          <w:rFonts w:ascii="TH SarabunIT๙" w:hAnsi="TH SarabunIT๙" w:cs="TH SarabunIT๙"/>
+          <w:b/>
+          <w:bCs/>
+          <w:sz w:val="32"/>
+          <w:szCs w:val="32"/>
+          <w:cs/>
+        </w:rPr>
+      </w:pPr>
+      <w:r>
+        <w:rPr>
+          <w:rFonts w:ascii="TH SarabunIT๙" w:hAnsi="TH SarabunIT๙" w:cs="TH SarabunIT๙" w:hint="cs"/>
+          <w:b/>
+          <w:bCs/>
+          <w:sz w:val="32"/>
+          <w:szCs w:val="32"/>
+          <w:cs/>
+        </w:rPr>
+        <w:t>---------------------------------------</w:t>
+      </w:r>
+    </w:p>
+    <w:p>
+      <w:pPr>
+        <w:spacing w:before="240" w:line="276" w:lineRule="auto"/>
+        <w:jc w:val="thaiDistribute"/>
+        <w:rPr>
+          <w:rFonts w:ascii="TH SarabunIT๙" w:hAnsi="TH SarabunIT๙" w:cs="TH SarabunIT๙"/>
+          <w:sz w:val="32"/>
+          <w:szCs w:val="32"/>
+          <w:cs/>
+        </w:rPr>
+      </w:pPr>
+      <w:r>
+        <w:rPr>
+          <w:rFonts w:ascii="TH SarabunIT๙" w:hAnsi="TH SarabunIT๙" w:cs="TH SarabunIT๙"/>
+          <w:sz w:val="32"/>
+          <w:szCs w:val="32"/>
+          <w:cs/>
+        </w:rPr>
+        <w:tab/>
+      </w:r>
+      <w:r>
+        <w:rPr>
+          <w:rFonts w:ascii="TH SarabunIT๙" w:hAnsi="TH SarabunIT๙" w:cs="TH SarabunIT๙"/>
+          <w:sz w:val="32"/>
+          <w:szCs w:val="32"/>
+          <w:cs/>
+        </w:rPr>
+        <w:tab/>
+        <w:t>ด้วยกองช่างองค์การบริหารส่วนตำบลคลองด่าน มีความประสงค์จะดำเนินการ</w:t>
+      </w:r>
+      <w:r>
+        <w:rPr>
+          <w:rFonts w:ascii="TH SarabunIT๙" w:hAnsi="TH SarabunIT๙" w:cs="TH SarabunIT๙" w:hint="cs"/>
+          <w:snapToGrid w:val="0"/>
+          <w:sz w:val="32"/>
+          <w:szCs w:val="32"/>
+          <w:cs/>
+          <w:lang w:eastAsia="th-TH"/>
+        </w:rPr>
+        <w:t>โครงการ</w:t>
+      </w:r>
+      <w:r>
+        <w:rPr>
+          <w:rFonts w:ascii="TH SarabunIT๙" w:hAnsi="TH SarabunIT๙" w:cs="TH SarabunIT๙" w:hint="cs"/>
+          <w:snapToGrid w:val="0"/>
+          <w:color w:val="000000"/>
+          <w:sz w:val="32"/>
+          <w:szCs w:val="32"/>
+          <w:cs/>
+          <w:lang w:eastAsia="th-TH"/>
+        </w:rPr>
+        <w:t xml:space="preserve">[ชื่อโครงการ] </w:t>
+      </w:r>
+      <w:r>
+        <w:rPr>
+          <w:rFonts w:ascii="TH SarabunIT๙" w:hAnsi="TH SarabunIT๙" w:cs="TH SarabunIT๙"/>
+          <w:sz w:val="32"/>
+          <w:szCs w:val="32"/>
+          <w:cs/>
+        </w:rPr>
+        <w:t>ตำบลค</w:t>
+      </w:r>
+      <w:r>
+        <w:rPr>
+          <w:rFonts w:ascii="TH SarabunIT๙" w:hAnsi="TH SarabunIT๙" w:cs="TH SarabunIT๙"/>
+          <w:sz w:val="32"/>
+          <w:szCs w:val="32"/>
+          <w:cs/>
+        </w:rPr>
+        <w:t>ลองด่าน อำเภอบางบ่อ</w:t>
+      </w:r>
+      <w:r>
+        <w:rPr>
+          <w:rFonts w:ascii="TH SarabunIT๙" w:hAnsi="TH SarabunIT๙" w:cs="TH SarabunIT๙"/>
+          <w:sz w:val="32"/>
+          <w:szCs w:val="32"/>
+          <w:cs/>
+        </w:rPr>
+        <w:t xml:space="preserve"> จังหวัดสมุทรปราการ ตามข้อบัญญัติงบประมาณ ประจำปีงบประมาณ พ.ศ. ๒๕๖9</w:t>
+      </w:r>
+      <w:r>
+        <w:rPr>
+          <w:rFonts w:ascii="TH SarabunIT๙" w:hAnsi="TH SarabunIT๙" w:cs="TH SarabunIT๙"/>
+          <w:sz w:val="32"/>
+          <w:szCs w:val="32"/>
+          <w:cs/>
+        </w:rPr>
+        <w:t xml:space="preserve"> นั้น</w:t>
+      </w:r>
+    </w:p>
+    <w:p>
+      <w:pPr>
+        <w:spacing w:before="240" w:line="276" w:lineRule="auto"/>
+        <w:jc w:val="thaiDistribute"/>
+        <w:rPr>
+          <w:rFonts w:ascii="TH SarabunIT๙" w:hAnsi="TH SarabunIT๙" w:cs="TH SarabunIT๙"/>
+          <w:sz w:val="32"/>
+          <w:szCs w:val="32"/>
+          <w:cs/>
+        </w:rPr>
+      </w:pPr>
+      <w:r>
+        <w:rPr>
+          <w:rFonts w:ascii="TH SarabunIT๙" w:hAnsi="TH SarabunIT๙" w:cs="TH SarabunIT๙"/>
+          <w:sz w:val="32"/>
+          <w:szCs w:val="32"/>
+          <w:cs/>
+        </w:rPr>
+        <w:tab/>
+      </w:r>
+      <w:r>
+        <w:rPr>
+          <w:rFonts w:ascii="TH SarabunIT๙" w:hAnsi="TH SarabunIT๙" w:cs="TH SarabunIT๙"/>
+          <w:sz w:val="32"/>
+          <w:szCs w:val="32"/>
+          <w:cs/>
+        </w:rPr>
+        <w:tab/>
+        <w:t xml:space="preserve">เพื่อให้การดำเนินการดังกล่าวเป็นไปด้วยความเรียบร้อย  ถูกต้อง  ตามพระราชบัญญัติการจัดซื้อจัดจ้างและการบริหารพัสดุภาครัฐ พ.ศ. ๒๕๖๐ มาตรา ๖๐ และอาศัยอำนาจตามระเบียบกระทรวงการคลังว่าด้วยการจัดซื้อจัดจ้างและการบริหารพัสดุภาครัฐ พ.ศ. ๒๕๖๐ หมวด ๒ ส่วนที่ ๒ ข้อ ๒๑ วรรคสาม จึงแต่งตั้งคณะกรรมการจัดทำแบบรูปรายการงานก่อสร้าง </w:t>
+      </w:r>
+      <w:r>
+        <w:rPr>
+          <w:rFonts w:ascii="TH SarabunIT๙" w:hAnsi="TH SarabunIT๙" w:cs="TH SarabunIT๙" w:hint="cs"/>
+          <w:sz w:val="32"/>
+          <w:szCs w:val="32"/>
+          <w:cs/>
+        </w:rPr>
+        <w:t xml:space="preserve"> </w:t>
+      </w:r>
+      <w:r>
+        <w:rPr>
+          <w:rFonts w:ascii="TH SarabunIT๙" w:hAnsi="TH SarabunIT๙" w:cs="TH SarabunIT๙" w:hint="cs"/>
+          <w:snapToGrid w:val="0"/>
+          <w:sz w:val="32"/>
+          <w:szCs w:val="32"/>
+          <w:cs/>
+          <w:lang w:eastAsia="th-TH"/>
+        </w:rPr>
+        <w:t>โครงการ</w:t>
+      </w:r>
+      <w:r>
+        <w:rPr>
+          <w:rFonts w:ascii="TH SarabunIT๙" w:hAnsi="TH SarabunIT๙" w:cs="TH SarabunIT๙" w:hint="cs"/>
+          <w:snapToGrid w:val="0"/>
+          <w:color w:val="000000"/>
+          <w:sz w:val="32"/>
+          <w:szCs w:val="32"/>
+          <w:cs/>
+          <w:lang w:eastAsia="th-TH"/>
+        </w:rPr>
+        <w:t>[ชื่อโครงการ]</w:t>
+      </w:r>
+      <w:r>
+        <w:rPr>
+          <w:rFonts w:ascii="TH SarabunIT๙" w:hAnsi="TH SarabunIT๙" w:cs="TH SarabunIT๙"/>
+          <w:sz w:val="32"/>
+          <w:szCs w:val="32"/>
+          <w:cs/>
+        </w:rPr>
+        <w:t xml:space="preserve"> ตำบลคลองด่าน อำเภอ</w:t>
+      </w:r>
+      <w:r>
+        <w:rPr>
+          <w:rFonts w:ascii="TH SarabunIT๙" w:hAnsi="TH SarabunIT๙" w:cs="TH SarabunIT๙" w:hint="cs"/>
+          <w:sz w:val="32"/>
+          <w:szCs w:val="32"/>
+          <w:cs/>
+        </w:rPr>
+        <w:t xml:space="preserve"> </w:t>
+      </w:r>
+      <w:r>
+        <w:rPr>
+          <w:rFonts w:ascii="TH SarabunIT๙" w:hAnsi="TH SarabunIT๙" w:cs="TH SarabunIT๙"/>
+          <w:sz w:val="32"/>
+          <w:szCs w:val="32"/>
+          <w:cs/>
+        </w:rPr>
+        <w:t>บางบ่อ จังหวัดสมุทรปราการ ดังนี้</w:t>
+      </w:r>
+    </w:p>
+    <w:p>
+      <w:pPr>
+        <w:spacing w:before="120" w:line="276" w:lineRule="auto"/>
+        <w:jc w:val="thaiDistribute"/>
+        <w:rPr>
+          <w:rFonts w:ascii="TH SarabunIT๙" w:hAnsi="TH SarabunIT๙" w:cs="TH SarabunIT๙"/>
+          <w:sz w:val="32"/>
+          <w:szCs w:val="32"/>
+        </w:rPr>
+      </w:pPr>
+      <w:r>
+        <w:rPr>
+          <w:rFonts w:ascii="TH SarabunIT๙" w:hAnsi="TH SarabunIT๙" w:cs="TH SarabunIT๙"/>
+          <w:sz w:val="32"/>
+          <w:szCs w:val="32"/>
+          <w:cs/>
+        </w:rPr>
+        <w:tab/>
+      </w:r>
+      <w:r>
+        <w:rPr>
+          <w:rFonts w:ascii="TH SarabunIT๙" w:hAnsi="TH SarabunIT๙" w:cs="TH SarabunIT๙"/>
+          <w:sz w:val="32"/>
+          <w:szCs w:val="32"/>
+          <w:cs/>
+        </w:rPr>
+        <w:tab/>
+        <w:t xml:space="preserve">๑.  </w:t>
+      </w:r>
+      <w:r>
+        <w:rPr>
+          <w:rFonts w:ascii="TH SarabunIT๙" w:hAnsi="TH SarabunIT๙" w:cs="TH SarabunIT๙"/>
+          <w:color w:val="000000"/>
+          <w:sz w:val="32"/>
+          <w:szCs w:val="32"/>
+          <w:cs/>
+        </w:rPr>
+        <w:t>[ชื่อกรรมการ1]</w:t>
+      </w:r>
+      <w:r>
+        <w:rPr>
+          <w:rFonts w:ascii="TH SarabunIT๙" w:hAnsi="TH SarabunIT๙" w:cs="TH SarabunIT๙"/>
+          <w:color w:val="000000"/>
+          <w:sz w:val="32"/>
+          <w:szCs w:val="32"/>
+        </w:rPr>
+        <w:tab/>
+      </w:r>
+      <w:r>
+        <w:rPr>
+          <w:rFonts w:ascii="TH SarabunIT๙" w:hAnsi="TH SarabunIT๙" w:cs="TH SarabunIT๙"/>
+          <w:sz w:val="32"/>
+          <w:szCs w:val="32"/>
+          <w:cs/>
+        </w:rPr>
+        <w:t xml:space="preserve">ตำแหน่ง  </w:t>
+      </w:r>
+      <w:r>
+        <w:rPr>
+          <w:rFonts w:ascii="TH SarabunIT๙" w:hAnsi="TH SarabunIT๙" w:cs="TH SarabunIT๙"/>
+          <w:color w:val="000000"/>
+          <w:sz w:val="32"/>
+          <w:szCs w:val="32"/>
+          <w:cs/>
+        </w:rPr>
+        <w:t>[ตำแหน่งกรรมการ1]</w:t>
+      </w:r>
+      <w:r>
+        <w:rPr>
+          <w:rFonts w:ascii="TH SarabunIT๙" w:hAnsi="TH SarabunIT๙" w:cs="TH SarabunIT๙"/>
+          <w:color w:val="000000"/>
+          <w:sz w:val="32"/>
+          <w:szCs w:val="32"/>
+        </w:rPr>
+        <w:tab/>
+      </w:r>
+      <w:r>
+        <w:rPr>
+          <w:rFonts w:ascii="TH SarabunIT๙" w:hAnsi="TH SarabunIT๙" w:cs="TH SarabunIT๙"/>
+          <w:color w:val="000000"/>
+          <w:sz w:val="32"/>
+          <w:szCs w:val="32"/>
+        </w:rPr>
+        <w:tab/>
+      </w:r>
+      <w:r>
+        <w:rPr>
+          <w:rFonts w:ascii="TH SarabunIT๙" w:hAnsi="TH SarabunIT๙" w:cs="TH SarabunIT๙"/>
+          <w:sz w:val="32"/>
+          <w:szCs w:val="32"/>
+          <w:cs/>
+        </w:rPr>
+        <w:t>ประธานกรรมการ</w:t>
+      </w:r>
+    </w:p>
+    <w:p>
+      <w:pPr>
+        <w:spacing w:line="276" w:lineRule="auto"/>
+        <w:jc w:val="thaiDistribute"/>
+        <w:rPr>
+          <w:rFonts w:ascii="TH SarabunIT๙" w:hAnsi="TH SarabunIT๙" w:cs="TH SarabunIT๙"/>
+          <w:sz w:val="32"/>
+          <w:szCs w:val="32"/>
+        </w:rPr>
+      </w:pPr>
+      <w:r>
+        <w:rPr>
+          <w:rFonts w:ascii="TH SarabunIT๙" w:hAnsi="TH SarabunIT๙" w:cs="TH SarabunIT๙"/>
+          <w:sz w:val="32"/>
+          <w:szCs w:val="32"/>
+          <w:cs/>
+        </w:rPr>
+        <w:tab/>
+      </w:r>
+      <w:r>
+        <w:rPr>
+          <w:rFonts w:ascii="TH SarabunIT๙" w:hAnsi="TH SarabunIT๙" w:cs="TH SarabunIT๙"/>
+          <w:sz w:val="32"/>
+          <w:szCs w:val="32"/>
+          <w:cs/>
+        </w:rPr>
+        <w:tab/>
+        <w:t xml:space="preserve">๒.  </w:t>
+      </w:r>
+      <w:r>
+        <w:rPr>
+          <w:rFonts w:ascii="TH SarabunIT๙" w:hAnsi="TH SarabunIT๙" w:cs="TH SarabunIT๙" w:hint="cs"/>
+          <w:color w:val="000000"/>
+          <w:sz w:val="32"/>
+          <w:szCs w:val="32"/>
+          <w:cs/>
+        </w:rPr>
+        <w:t>[ชื่อกรรมการ2]</w:t>
+      </w:r>
+      <w:r>
+        <w:rPr>
+          <w:rFonts w:ascii="TH SarabunIT๙" w:hAnsi="TH SarabunIT๙" w:cs="TH SarabunIT๙"/>
+          <w:color w:val="000000"/>
+          <w:sz w:val="32"/>
+          <w:szCs w:val="32"/>
+        </w:rPr>
+        <w:tab/>
+      </w:r>
+      <w:r>
+        <w:rPr>
+          <w:rFonts w:ascii="TH SarabunIT๙" w:hAnsi="TH SarabunIT๙" w:cs="TH SarabunIT๙" w:hint="cs"/>
+          <w:sz w:val="32"/>
+          <w:szCs w:val="32"/>
+          <w:cs/>
+        </w:rPr>
+        <w:t xml:space="preserve">ตำแหน่ง  </w:t>
+      </w:r>
+      <w:r>
+        <w:rPr>
+          <w:rFonts w:ascii="TH SarabunIT๙" w:hAnsi="TH SarabunIT๙" w:cs="TH SarabunIT๙" w:hint="cs"/>
+          <w:color w:val="000000"/>
+          <w:sz w:val="32"/>
+          <w:szCs w:val="32"/>
+          <w:cs/>
+        </w:rPr>
+        <w:t>[ตำแหน่งกรรมการ2]</w:t>
+      </w:r>
+      <w:r>
+        <w:rPr>
+          <w:rFonts w:ascii="TH SarabunIT๙" w:hAnsi="TH SarabunIT๙" w:cs="TH SarabunIT๙"/>
+          <w:sz w:val="32"/>
+          <w:szCs w:val="32"/>
+        </w:rPr>
+        <w:tab/>
+      </w:r>
+      <w:r>
+        <w:rPr>
+          <w:rFonts w:ascii="TH SarabunIT๙" w:hAnsi="TH SarabunIT๙" w:cs="TH SarabunIT๙"/>
+          <w:sz w:val="32"/>
+          <w:szCs w:val="32"/>
+        </w:rPr>
+        <w:tab/>
+      </w:r>
+      <w:r>
+        <w:rPr>
+          <w:rFonts w:ascii="TH SarabunIT๙" w:hAnsi="TH SarabunIT๙" w:cs="TH SarabunIT๙"/>
+          <w:sz w:val="32"/>
+          <w:szCs w:val="32"/>
+        </w:rPr>
+        <w:tab/>
+      </w:r>
+      <w:r>
+        <w:rPr>
+          <w:rFonts w:ascii="TH SarabunIT๙" w:hAnsi="TH SarabunIT๙" w:cs="TH SarabunIT๙"/>
+          <w:sz w:val="32"/>
+          <w:szCs w:val="32"/>
+          <w:cs/>
+        </w:rPr>
+        <w:t>กรรมการ</w:t>
+      </w:r>
+    </w:p>
+    <w:p>
+      <w:pPr>
+        <w:spacing w:line="276" w:lineRule="auto"/>
+        <w:jc w:val="thaiDistribute"/>
+        <w:rPr>
+          <w:rFonts w:ascii="TH SarabunIT๙" w:hAnsi="TH SarabunIT๙" w:cs="TH SarabunIT๙"/>
+          <w:sz w:val="32"/>
+          <w:szCs w:val="32"/>
+        </w:rPr>
+      </w:pPr>
+      <w:r>
+        <w:rPr>
+          <w:rFonts w:ascii="TH SarabunIT๙" w:hAnsi="TH SarabunIT๙" w:cs="TH SarabunIT๙"/>
+          <w:sz w:val="32"/>
+          <w:szCs w:val="32"/>
+          <w:cs/>
+        </w:rPr>
+        <w:tab/>
+      </w:r>
+      <w:r>
+        <w:rPr>
+          <w:rFonts w:ascii="TH SarabunIT๙" w:hAnsi="TH SarabunIT๙" w:cs="TH SarabunIT๙"/>
+          <w:sz w:val="32"/>
+          <w:szCs w:val="32"/>
+          <w:cs/>
+        </w:rPr>
+        <w:tab/>
+        <w:t xml:space="preserve">๓.  </w:t>
+      </w:r>
+      <w:r>
+        <w:rPr>
+          <w:rFonts w:ascii="TH SarabunIT๙" w:hAnsi="TH SarabunIT๙" w:cs="TH SarabunIT๙"/>
+          <w:color w:val="000000"/>
+          <w:sz w:val="32"/>
+          <w:szCs w:val="32"/>
+          <w:cs/>
+        </w:rPr>
+        <w:t>[ชื่อกรรมการ3]</w:t>
+      </w:r>
+      <w:r>
+        <w:rPr>
+          <w:rFonts w:ascii="TH SarabunIT๙" w:hAnsi="TH SarabunIT๙" w:cs="TH SarabunIT๙"/>
+          <w:color w:val="000000"/>
+          <w:sz w:val="32"/>
+          <w:szCs w:val="32"/>
+        </w:rPr>
+        <w:tab/>
+      </w:r>
+      <w:r>
+        <w:rPr>
+          <w:rFonts w:ascii="TH SarabunIT๙" w:hAnsi="TH SarabunIT๙" w:cs="TH SarabunIT๙"/>
+          <w:sz w:val="32"/>
+          <w:szCs w:val="32"/>
+          <w:cs/>
+        </w:rPr>
+        <w:t xml:space="preserve">ตำแหน่ง  </w:t>
+      </w:r>
+      <w:r>
+        <w:rPr>
+          <w:rFonts w:ascii="TH SarabunIT๙" w:hAnsi="TH SarabunIT๙" w:cs="TH SarabunIT๙"/>
+          <w:color w:val="000000"/>
+          <w:sz w:val="32"/>
+          <w:szCs w:val="32"/>
+          <w:cs/>
+        </w:rPr>
+        <w:t>[ตำแหน่งกรรมการ3]</w:t>
+      </w:r>
+      <w:r>
+        <w:rPr>
+          <w:rFonts w:ascii="TH SarabunIT๙" w:hAnsi="TH SarabunIT๙" w:cs="TH SarabunIT๙"/>
+          <w:color w:val="000000"/>
+          <w:sz w:val="32"/>
+          <w:szCs w:val="32"/>
+        </w:rPr>
+        <w:tab/>
+      </w:r>
+      <w:r>
+        <w:rPr>
+          <w:rFonts w:ascii="TH SarabunIT๙" w:hAnsi="TH SarabunIT๙" w:cs="TH SarabunIT๙"/>
+          <w:color w:val="000000"/>
+          <w:sz w:val="32"/>
+          <w:szCs w:val="32"/>
+        </w:rPr>
+        <w:tab/>
+      </w:r>
+      <w:r>
+        <w:rPr>
+          <w:rFonts w:ascii="TH SarabunIT๙" w:hAnsi="TH SarabunIT๙" w:cs="TH SarabunIT๙"/>
+          <w:color w:val="000000"/>
+          <w:sz w:val="32"/>
+          <w:szCs w:val="32"/>
+        </w:rPr>
+        <w:tab/>
+      </w:r>
+      <w:r>
+        <w:rPr>
+          <w:rFonts w:ascii="TH SarabunIT๙" w:hAnsi="TH SarabunIT๙" w:cs="TH SarabunIT๙"/>
+          <w:sz w:val="32"/>
+          <w:szCs w:val="32"/>
+          <w:cs/>
+        </w:rPr>
+        <w:t>กรรมการ</w:t>
+      </w:r>
+    </w:p>
+    <w:p>
+      <w:pPr>
+        <w:pStyle w:val="BodyTextIndent2"/>
+        <w:spacing w:line="276" w:lineRule="auto"/>
+        <w:rPr>
+          <w:rFonts w:ascii="TH SarabunIT๙" w:hAnsi="TH SarabunIT๙" w:cs="TH SarabunIT๙"/>
+        </w:rPr>
+      </w:pPr>
+      <w:r>
+        <w:rPr>
+          <w:rFonts w:ascii="TH SarabunIT๙" w:hAnsi="TH SarabunIT๙" w:cs="TH SarabunIT๙"/>
+          <w:cs/>
+        </w:rPr>
+        <w:t>โดยให้ผู้ที่ได้รับคำสั่งแต่งตั้งปฏิบัติหน้าที่ จัดทำแบบรูปรายการงานก่อสร้างตามเป้าหมายผลผลิตของโครงการ กำหนดขนาด มิติ คุณลักษณะ คุณภาพของวัสดุ ขั้นตอนวิธีการ และรายละเอียดต่าง ๆ ให้เป็นไปตามหลักเกณฑ์ ตามมาตรฐาน ตามข้อกำหนดที่เกี่ยวข้อง ตลอดจนมติคณะรัฐมนตรี กฎ</w:t>
+      </w:r>
+      <w:r>
+        <w:rPr>
+          <w:rFonts w:ascii="TH SarabunIT๙" w:hAnsi="TH SarabunIT๙" w:cs="TH SarabunIT๙"/>
+        </w:rPr>
+        <w:t xml:space="preserve"> </w:t>
+      </w:r>
+      <w:r>
+        <w:rPr>
+          <w:rFonts w:ascii="TH SarabunIT๙" w:hAnsi="TH SarabunIT๙" w:cs="TH SarabunIT๙"/>
+          <w:cs/>
+        </w:rPr>
+        <w:t>ระเบียบ ข้อบังคับ คำสั่ง  รวมทั้งตามประกาศและหนังสือเวียนอื่นใดที่เกี่ยวข้องโดยเคร่งครัด</w:t>
+      </w:r>
+    </w:p>
+    <w:p>
+      <w:pPr>
+        <w:pStyle w:val="BodyTextIndent2"/>
+        <w:spacing w:line="276" w:lineRule="auto"/>
+        <w:rPr>
+          <w:rFonts w:ascii="TH SarabunIT๙" w:hAnsi="TH SarabunIT๙" w:cs="TH SarabunIT๙"/>
+        </w:rPr>
+      </w:pPr>
+      <w:r>
+        <w:rPr>
+          <w:rFonts w:ascii="TH SarabunIT๙" w:hAnsi="TH SarabunIT๙" w:cs="TH SarabunIT๙"/>
+          <w:cs/>
+        </w:rPr>
+        <w:t>ทั้งนี้ตั้งแต่บัดนี้เป็นต้นไป</w:t>
+      </w:r>
+    </w:p>
+    <w:p>
+      <w:pPr>
+        <w:spacing w:before="240" w:line="276" w:lineRule="auto"/>
+        <w:jc w:val="thaiDistribute"/>
+        <w:rPr>
+          <w:rFonts w:ascii="TH SarabunIT๙" w:hAnsi="TH SarabunIT๙" w:cs="TH SarabunIT๙"/>
+          <w:sz w:val="32"/>
+          <w:szCs w:val="32"/>
+        </w:rPr>
+      </w:pPr>
+      <w:r>
+        <w:rPr>
+          <w:rFonts w:ascii="TH SarabunIT๙" w:hAnsi="TH SarabunIT๙" w:cs="TH SarabunIT๙"/>
+          <w:sz w:val="32"/>
+          <w:szCs w:val="32"/>
+        </w:rPr>
+        <w:tab/>
+      </w:r>
+      <w:r>
+        <w:rPr>
+          <w:rFonts w:ascii="TH SarabunIT๙" w:hAnsi="TH SarabunIT๙" w:cs="TH SarabunIT๙"/>
+          <w:sz w:val="32"/>
+          <w:szCs w:val="32"/>
+        </w:rPr>
+        <w:tab/>
+      </w:r>
+      <w:r>
+        <w:rPr>
+          <w:rFonts w:ascii="TH SarabunIT๙" w:hAnsi="TH SarabunIT๙" w:cs="TH SarabunIT๙"/>
+          <w:sz w:val="32"/>
+          <w:szCs w:val="32"/>
+        </w:rPr>
+        <w:tab/>
+      </w:r>
+      <w:r>
+        <w:rPr>
+          <w:rFonts w:ascii="TH SarabunIT๙" w:hAnsi="TH SarabunIT๙" w:cs="TH SarabunIT๙"/>
+          <w:sz w:val="32"/>
+          <w:szCs w:val="32"/>
+        </w:rPr>
+        <w:tab/>
+      </w:r>
+      <w:r>
+        <w:rPr>
+          <w:rFonts w:ascii="TH SarabunIT๙" w:hAnsi="TH SarabunIT๙" w:cs="TH SarabunIT๙"/>
+          <w:sz w:val="32"/>
+          <w:szCs w:val="32"/>
+          <w:cs/>
+        </w:rPr>
+        <w:t xml:space="preserve">       สั่ง  ณ  วันที่  </w:t>
+      </w:r>
+      <w:r>
+        <w:rPr>
+          <w:rFonts w:ascii="TH SarabunIT๙" w:hAnsi="TH SarabunIT๙" w:cs="TH SarabunIT๙" w:hint="cs"/>
+          <w:sz w:val="32"/>
+          <w:szCs w:val="32"/>
+          <w:cs/>
+        </w:rPr>
+        <w:t xml:space="preserve">   </w:t>
+      </w:r>
+      <w:r>
+        <w:rPr>
+          <w:rFonts w:ascii="TH SarabunIT๙" w:hAnsi="TH SarabunIT๙" w:cs="TH SarabunIT๙"/>
+          <w:sz w:val="32"/>
+          <w:szCs w:val="32"/>
+          <w:cs/>
+        </w:rPr>
+        <w:t xml:space="preserve">  เดือน  </w:t>
+      </w:r>
+      <w:r>
+        <w:rPr>
+          <w:rFonts w:ascii="TH SarabunIT๙" w:hAnsi="TH SarabunIT๙" w:cs="TH SarabunIT๙" w:hint="cs"/>
+          <w:sz w:val="32"/>
+          <w:szCs w:val="32"/>
+          <w:cs/>
+        </w:rPr>
+        <w:t>กรกฏาคม</w:t>
+      </w:r>
+      <w:r>
+        <w:rPr>
+          <w:rFonts w:ascii="TH SarabunIT๙" w:hAnsi="TH SarabunIT๙" w:cs="TH SarabunIT๙"/>
+          <w:sz w:val="32"/>
+          <w:szCs w:val="32"/>
+          <w:cs/>
+        </w:rPr>
+        <w:t xml:space="preserve">  พ.ศ. ๒๕๖</w:t>
+      </w:r>
+      <w:r>
+        <w:rPr>
+          <w:rFonts w:ascii="TH SarabunIT๙" w:hAnsi="TH SarabunIT๙" w:cs="TH SarabunIT๙" w:hint="cs"/>
+          <w:sz w:val="32"/>
+          <w:szCs w:val="32"/>
+          <w:cs/>
+        </w:rPr>
+        <w:t>9</w:t>
+      </w:r>
+    </w:p>
+    <w:p>
+      <w:pPr>
+        <w:spacing w:before="960" w:line="276" w:lineRule="auto"/>
+        <w:jc w:val="thaiDistribute"/>
+        <w:rPr>
+          <w:rFonts w:ascii="TH SarabunIT๙" w:hAnsi="TH SarabunIT๙" w:cs="TH SarabunIT๙"/>
+          <w:sz w:val="32"/>
+          <w:szCs w:val="32"/>
+        </w:rPr>
+      </w:pPr>
+      <w:r>
+        <w:rPr>
+          <w:rFonts w:ascii="TH SarabunIT๙" w:hAnsi="TH SarabunIT๙" w:cs="TH SarabunIT๙"/>
+          <w:sz w:val="32"/>
+          <w:szCs w:val="32"/>
+        </w:rPr>
+        <w:tab/>
+      </w:r>
+      <w:r>
+        <w:rPr>
+          <w:rFonts w:ascii="TH SarabunIT๙" w:hAnsi="TH SarabunIT๙" w:cs="TH SarabunIT๙"/>
+          <w:sz w:val="32"/>
+          <w:szCs w:val="32"/>
+        </w:rPr>
+        <w:tab/>
+      </w:r>
+      <w:r>
+        <w:rPr>
+          <w:rFonts w:ascii="TH SarabunIT๙" w:hAnsi="TH SarabunIT๙" w:cs="TH SarabunIT๙"/>
+          <w:sz w:val="32"/>
+          <w:szCs w:val="32"/>
+        </w:rPr>
+        <w:tab/>
+      </w:r>
+      <w:r>
+        <w:rPr>
+          <w:rFonts w:ascii="TH SarabunIT๙" w:hAnsi="TH SarabunIT๙" w:cs="TH SarabunIT๙"/>
+          <w:sz w:val="32"/>
+          <w:szCs w:val="32"/>
+        </w:rPr>
+        <w:tab/>
+      </w:r>
+      <w:r>
+        <w:rPr>
+          <w:rFonts w:ascii="TH SarabunIT๙" w:hAnsi="TH SarabunIT๙" w:cs="TH SarabunIT๙"/>
+          <w:sz w:val="32"/>
+          <w:szCs w:val="32"/>
+        </w:rPr>
+        <w:tab/>
+        <w:t xml:space="preserve">         (</w:t>
+      </w:r>
+      <w:proofErr w:type="gramStart"/>
+      <w:r>
+        <w:rPr>
+          <w:rFonts w:ascii="TH SarabunIT๙" w:hAnsi="TH SarabunIT๙" w:cs="TH SarabunIT๙"/>
+          <w:sz w:val="32"/>
+          <w:szCs w:val="32"/>
+          <w:cs/>
+        </w:rPr>
+        <w:t>นาย</w:t>
+      </w:r>
+      <w:r>
+        <w:rPr>
+          <w:rFonts w:ascii="TH SarabunIT๙" w:hAnsi="TH SarabunIT๙" w:cs="TH SarabunIT๙" w:hint="cs"/>
+          <w:sz w:val="32"/>
+          <w:szCs w:val="32"/>
+          <w:cs/>
+        </w:rPr>
+        <w:t>ณัฐนันท์  จิรนนท์เสถียร</w:t>
+      </w:r>
+      <w:proofErr w:type="gramEnd"/>
+      <w:r>
+        <w:rPr>
+          <w:rFonts w:ascii="TH SarabunIT๙" w:hAnsi="TH SarabunIT๙" w:cs="TH SarabunIT๙"/>
+          <w:sz w:val="32"/>
+          <w:szCs w:val="32"/>
+        </w:rPr>
+        <w:t>)</w:t>
+      </w:r>
+    </w:p>
+    <w:p>
+      <w:r>
+        <w:rPr>
+          <w:rFonts w:ascii="TH SarabunIT๙" w:hAnsi="TH SarabunIT๙" w:cs="TH SarabunIT๙"/>
+          <w:sz w:val="32"/>
+          <w:szCs w:val="32"/>
+        </w:rPr>
+        <w:tab/>
+      </w:r>
+      <w:r>
+        <w:rPr>
+          <w:rFonts w:ascii="TH SarabunIT๙" w:hAnsi="TH SarabunIT๙" w:cs="TH SarabunIT๙"/>
+          <w:sz w:val="32"/>
+          <w:szCs w:val="32"/>
+        </w:rPr>
+        <w:tab/>
+      </w:r>
+      <w:r>
+        <w:rPr>
+          <w:rFonts w:ascii="TH SarabunIT๙" w:hAnsi="TH SarabunIT๙" w:cs="TH SarabunIT๙"/>
+          <w:sz w:val="32"/>
+          <w:szCs w:val="32"/>
+        </w:rPr>
+        <w:tab/>
+        <w:t xml:space="preserve">                     </w:t>
+      </w:r>
+      <w:r>
+        <w:rPr>
+          <w:rFonts w:ascii="TH SarabunIT๙" w:hAnsi="TH SarabunIT๙" w:cs="TH SarabunIT๙"/>
+          <w:sz w:val="32"/>
+          <w:szCs w:val="32"/>
+          <w:cs/>
+        </w:rPr>
+        <w:t xml:space="preserve">  นายกองค์การบริหารส่วนตำบลคลองด่าน</w:t>
+      </w:r>
+    </w:p>
+    <w:p>
+      <w:pPr>
+        <w:jc w:val="thaiDistribute"/>
+        <w:rPr>
+          <w:rFonts w:ascii="TH SarabunPSK" w:hAnsi="TH SarabunPSK" w:cs="TH SarabunPSK"/>
+          <w:sz w:val="32"/>
+          <w:szCs w:val="32"/>
+        </w:rPr>
+      </w:pPr>
+    </w:p>
+    <w:p>
+      <w:pPr>
+        <w:jc w:val="thaiDistribute"/>
+        <w:rPr>
+          <w:rFonts w:ascii="TH SarabunPSK" w:hAnsi="TH SarabunPSK" w:cs="TH SarabunPSK"/>
+          <w:sz w:val="32"/>
+          <w:szCs w:val="32"/>
+        </w:rPr>
+      </w:pPr>
+    </w:p>
+    <w:p>
+      <w:pPr>
+        <w:jc w:val="thaiDistribute"/>
+        <w:rPr>
+          <w:rFonts w:ascii="TH SarabunPSK" w:hAnsi="TH SarabunPSK" w:cs="TH SarabunPSK"/>
+          <w:sz w:val="32"/>
+          <w:szCs w:val="32"/>
+        </w:rPr>
+      </w:pPr>
+    </w:p>
+    <w:p>
+      <w:pPr>
+        <w:jc w:val="thaiDistribute"/>
+        <w:rPr>
+          <w:rFonts w:ascii="TH SarabunPSK" w:hAnsi="TH SarabunPSK" w:cs="TH SarabunPSK"/>
+          <w:sz w:val="32"/>
+          <w:szCs w:val="32"/>
         </w:rPr>
       </w:pPr>
     </w:p>

--- a/templates/2. คำสั่งแต่งตั้งคณะกรรมการ_template.docx
+++ b/templates/2. คำสั่งแต่งตั้งคณะกรรมการ_template.docx
@@ -859,25 +859,25 @@
           <w:szCs w:val="32"/>
           <w:cs/>
         </w:rPr>
-        <w:t>กรกฏาคม</w:t>
-      </w:r>
-      <w:r>
-        <w:rPr>
-          <w:rFonts w:ascii="TH SarabunIT๙" w:hAnsi="TH SarabunIT๙" w:cs="TH SarabunIT๙"/>
-          <w:sz w:val="32"/>
-          <w:szCs w:val="32"/>
-          <w:cs/>
-        </w:rPr>
-        <w:t xml:space="preserve">  พ.ศ. ๒๕๖</w:t>
-      </w:r>
-      <w:r>
-        <w:rPr>
-          <w:rFonts w:ascii="TH SarabunIT๙" w:hAnsi="TH SarabunIT๙" w:cs="TH SarabunIT๙" w:hint="cs"/>
-          <w:sz w:val="32"/>
-          <w:szCs w:val="32"/>
-          <w:cs/>
-        </w:rPr>
-        <w:t>9</w:t>
+        <w:t>[เดือน]</w:t>
+      </w:r>
+      <w:r>
+        <w:rPr>
+          <w:rFonts w:ascii="TH SarabunIT๙" w:hAnsi="TH SarabunIT๙" w:cs="TH SarabunIT๙"/>
+          <w:sz w:val="32"/>
+          <w:szCs w:val="32"/>
+          <w:cs/>
+        </w:rPr>
+        <w:t xml:space="preserve">  พ.ศ. [ปี]</w:t>
+      </w:r>
+      <w:r>
+        <w:rPr>
+          <w:rFonts w:ascii="TH SarabunIT๙" w:hAnsi="TH SarabunIT๙" w:cs="TH SarabunIT๙" w:hint="cs"/>
+          <w:sz w:val="32"/>
+          <w:szCs w:val="32"/>
+          <w:cs/>
+        </w:rPr>
+        <w:t/>
       </w:r>
     </w:p>
     <w:p>
@@ -1830,25 +1830,25 @@
           <w:szCs w:val="32"/>
           <w:cs/>
         </w:rPr>
-        <w:t>กรกฏาคม</w:t>
-      </w:r>
-      <w:r>
-        <w:rPr>
-          <w:rFonts w:ascii="TH SarabunIT๙" w:hAnsi="TH SarabunIT๙" w:cs="TH SarabunIT๙"/>
-          <w:sz w:val="32"/>
-          <w:szCs w:val="32"/>
-          <w:cs/>
-        </w:rPr>
-        <w:t xml:space="preserve">  พ.ศ. ๒๕๖</w:t>
-      </w:r>
-      <w:r>
-        <w:rPr>
-          <w:rFonts w:ascii="TH SarabunIT๙" w:hAnsi="TH SarabunIT๙" w:cs="TH SarabunIT๙" w:hint="cs"/>
-          <w:sz w:val="32"/>
-          <w:szCs w:val="32"/>
-          <w:cs/>
-        </w:rPr>
-        <w:t>9</w:t>
+        <w:t>[เดือน]</w:t>
+      </w:r>
+      <w:r>
+        <w:rPr>
+          <w:rFonts w:ascii="TH SarabunIT๙" w:hAnsi="TH SarabunIT๙" w:cs="TH SarabunIT๙"/>
+          <w:sz w:val="32"/>
+          <w:szCs w:val="32"/>
+          <w:cs/>
+        </w:rPr>
+        <w:t xml:space="preserve">  พ.ศ. [ปี]</w:t>
+      </w:r>
+      <w:r>
+        <w:rPr>
+          <w:rFonts w:ascii="TH SarabunIT๙" w:hAnsi="TH SarabunIT๙" w:cs="TH SarabunIT๙" w:hint="cs"/>
+          <w:sz w:val="32"/>
+          <w:szCs w:val="32"/>
+          <w:cs/>
+        </w:rPr>
+        <w:t/>
       </w:r>
     </w:p>
     <w:p>
@@ -2801,25 +2801,25 @@
           <w:szCs w:val="32"/>
           <w:cs/>
         </w:rPr>
-        <w:t>กรกฏาคม</w:t>
-      </w:r>
-      <w:r>
-        <w:rPr>
-          <w:rFonts w:ascii="TH SarabunIT๙" w:hAnsi="TH SarabunIT๙" w:cs="TH SarabunIT๙"/>
-          <w:sz w:val="32"/>
-          <w:szCs w:val="32"/>
-          <w:cs/>
-        </w:rPr>
-        <w:t xml:space="preserve">  พ.ศ. ๒๕๖</w:t>
-      </w:r>
-      <w:r>
-        <w:rPr>
-          <w:rFonts w:ascii="TH SarabunIT๙" w:hAnsi="TH SarabunIT๙" w:cs="TH SarabunIT๙" w:hint="cs"/>
-          <w:sz w:val="32"/>
-          <w:szCs w:val="32"/>
-          <w:cs/>
-        </w:rPr>
-        <w:t>9</w:t>
+        <w:t>[เดือน]</w:t>
+      </w:r>
+      <w:r>
+        <w:rPr>
+          <w:rFonts w:ascii="TH SarabunIT๙" w:hAnsi="TH SarabunIT๙" w:cs="TH SarabunIT๙"/>
+          <w:sz w:val="32"/>
+          <w:szCs w:val="32"/>
+          <w:cs/>
+        </w:rPr>
+        <w:t xml:space="preserve">  พ.ศ. [ปี]</w:t>
+      </w:r>
+      <w:r>
+        <w:rPr>
+          <w:rFonts w:ascii="TH SarabunIT๙" w:hAnsi="TH SarabunIT๙" w:cs="TH SarabunIT๙" w:hint="cs"/>
+          <w:sz w:val="32"/>
+          <w:szCs w:val="32"/>
+          <w:cs/>
+        </w:rPr>
+        <w:t/>
       </w:r>
     </w:p>
     <w:p>

--- a/templates/2. คำสั่งแต่งตั้งคณะกรรมการ_template.docx
+++ b/templates/2. คำสั่งแต่งตั้งคณะกรรมการ_template.docx
@@ -336,7 +336,7 @@
           <w:szCs w:val="32"/>
           <w:cs/>
         </w:rPr>
-        <w:t xml:space="preserve"> จังหวัดสมุทรปราการ ตามข้อบัญญัติงบประมาณ ประจำปีงบประมาณ พ.ศ. ๒๕๖9</w:t>
+        <w:t xml:space="preserve"> จังหวัดสมุทรปราการ [อ้างอิงงบประมาณ]</w:t>
       </w:r>
       <w:r>
         <w:rPr>
@@ -1307,7 +1307,7 @@
           <w:szCs w:val="32"/>
           <w:cs/>
         </w:rPr>
-        <w:t xml:space="preserve"> จังหวัดสมุทรปราการ ตามข้อบัญญัติงบประมาณ ประจำปีงบประมาณ พ.ศ. ๒๕๖9</w:t>
+        <w:t xml:space="preserve"> จังหวัดสมุทรปราการ [อ้างอิงงบประมาณ]</w:t>
       </w:r>
       <w:r>
         <w:rPr>
@@ -2278,7 +2278,7 @@
           <w:szCs w:val="32"/>
           <w:cs/>
         </w:rPr>
-        <w:t xml:space="preserve"> จังหวัดสมุทรปราการ ตามข้อบัญญัติงบประมาณ ประจำปีงบประมาณ พ.ศ. ๒๕๖9</w:t>
+        <w:t xml:space="preserve"> จังหวัดสมุทรปราการ [อ้างอิงงบประมาณ]</w:t>
       </w:r>
       <w:r>
         <w:rPr>

--- a/templates/2. คำสั่งแต่งตั้งคณะกรรมการ_template.docx
+++ b/templates/2. คำสั่งแต่งตั้งคณะกรรมการ_template.docx
@@ -155,7 +155,7 @@
           <w:szCs w:val="32"/>
           <w:cs/>
         </w:rPr>
-        <w:t>/ ๒๕</w:t>
+        <w:t>/ 25</w:t>
       </w:r>
       <w:r>
         <w:rPr>
@@ -376,7 +376,7 @@
           <w:cs/>
         </w:rPr>
         <w:tab/>
-        <w:t xml:space="preserve">เพื่อให้การดำเนินการดังกล่าวเป็นไปด้วยความเรียบร้อย  ถูกต้อง  ตามพระราชบัญญัติการจัดซื้อจัดจ้างและการบริหารพัสดุภาครัฐ พ.ศ. ๒๕๖๐ มาตรา ๖๐ และอาศัยอำนาจตามระเบียบกระทรวงการคลังว่าด้วยการจัดซื้อจัดจ้างและการบริหารพัสดุภาครัฐ พ.ศ. ๒๕๖๐ หมวด ๒ ส่วนที่ ๒ ข้อ ๒๑ วรรคสาม จึงแต่งตั้งคณะกรรมการจัดทำแบบรูปรายการงานก่อสร้าง </w:t>
+        <w:t xml:space="preserve">เพื่อให้การดำเนินการดังกล่าวเป็นไปด้วยความเรียบร้อย  ถูกต้อง  ตามพระราชบัญญัติการจัดซื้อจัดจ้างและการบริหารพัสดุภาครัฐ พ.ศ. 2560 มาตรา 60 และอาศัยอำนาจตามระเบียบกระทรวงการคลังว่าด้วยการจัดซื้อจัดจ้างและการบริหารพัสดุภาครัฐ พ.ศ. 2560 หมวด 2 ส่วนที่ 2 ข้อ 21 วรรคสาม จึงแต่งตั้งคณะกรรมการจัดทำแบบรูปรายการงานก่อสร้าง </w:t>
       </w:r>
       <w:r>
         <w:rPr>
@@ -465,7 +465,7 @@
           <w:cs/>
         </w:rPr>
         <w:tab/>
-        <w:t xml:space="preserve">๑.  </w:t>
+        <w:t xml:space="preserve">1.  </w:t>
       </w:r>
       <w:r>
         <w:rPr>
@@ -560,7 +560,7 @@
           <w:cs/>
         </w:rPr>
         <w:tab/>
-        <w:t xml:space="preserve">๒.  </w:t>
+        <w:t xml:space="preserve">2.  </w:t>
       </w:r>
       <w:r>
         <w:rPr>
@@ -661,7 +661,7 @@
           <w:cs/>
         </w:rPr>
         <w:tab/>
-        <w:t xml:space="preserve">๓.  </w:t>
+        <w:t xml:space="preserve">3.  </w:t>
       </w:r>
       <w:r>
         <w:rPr>
@@ -1126,7 +1126,7 @@
           <w:szCs w:val="32"/>
           <w:cs/>
         </w:rPr>
-        <w:t>/ ๒๕</w:t>
+        <w:t>/ 25</w:t>
       </w:r>
       <w:r>
         <w:rPr>
@@ -1347,7 +1347,7 @@
           <w:cs/>
         </w:rPr>
         <w:tab/>
-        <w:t xml:space="preserve">เพื่อให้การดำเนินการดังกล่าวเป็นไปด้วยความเรียบร้อย  ถูกต้อง  ตามพระราชบัญญัติการจัดซื้อจัดจ้างและการบริหารพัสดุภาครัฐ พ.ศ. ๒๕๖๐ มาตรา ๖๐ และอาศัยอำนาจตามระเบียบกระทรวงการคลังว่าด้วยการจัดซื้อจัดจ้างและการบริหารพัสดุภาครัฐ พ.ศ. ๒๕๖๐ หมวด ๒ ส่วนที่ ๒ ข้อ ๒๑ วรรคสาม จึงแต่งตั้งคณะกรรมการจัดทำแบบรูปรายการงานก่อสร้าง </w:t>
+        <w:t xml:space="preserve">เพื่อให้การดำเนินการดังกล่าวเป็นไปด้วยความเรียบร้อย  ถูกต้อง  ตามพระราชบัญญัติการจัดซื้อจัดจ้างและการบริหารพัสดุภาครัฐ พ.ศ. 2560 มาตรา 60 และอาศัยอำนาจตามระเบียบกระทรวงการคลังว่าด้วยการจัดซื้อจัดจ้างและการบริหารพัสดุภาครัฐ พ.ศ. 2560 หมวด 2 ส่วนที่ 2 ข้อ 21 วรรคสาม จึงแต่งตั้งคณะกรรมการจัดทำแบบรูปรายการงานก่อสร้าง </w:t>
       </w:r>
       <w:r>
         <w:rPr>
@@ -1436,7 +1436,7 @@
           <w:cs/>
         </w:rPr>
         <w:tab/>
-        <w:t xml:space="preserve">๑.  </w:t>
+        <w:t xml:space="preserve">1.  </w:t>
       </w:r>
       <w:r>
         <w:rPr>
@@ -1531,7 +1531,7 @@
           <w:cs/>
         </w:rPr>
         <w:tab/>
-        <w:t xml:space="preserve">๒.  </w:t>
+        <w:t xml:space="preserve">2.  </w:t>
       </w:r>
       <w:r>
         <w:rPr>
@@ -1632,7 +1632,7 @@
           <w:cs/>
         </w:rPr>
         <w:tab/>
-        <w:t xml:space="preserve">๓.  </w:t>
+        <w:t xml:space="preserve">3.  </w:t>
       </w:r>
       <w:r>
         <w:rPr>
@@ -2097,7 +2097,7 @@
           <w:szCs w:val="32"/>
           <w:cs/>
         </w:rPr>
-        <w:t>/ ๒๕</w:t>
+        <w:t>/ 25</w:t>
       </w:r>
       <w:r>
         <w:rPr>
@@ -2318,7 +2318,7 @@
           <w:cs/>
         </w:rPr>
         <w:tab/>
-        <w:t xml:space="preserve">เพื่อให้การดำเนินการดังกล่าวเป็นไปด้วยความเรียบร้อย  ถูกต้อง  ตามพระราชบัญญัติการจัดซื้อจัดจ้างและการบริหารพัสดุภาครัฐ พ.ศ. ๒๕๖๐ มาตรา ๖๐ และอาศัยอำนาจตามระเบียบกระทรวงการคลังว่าด้วยการจัดซื้อจัดจ้างและการบริหารพัสดุภาครัฐ พ.ศ. ๒๕๖๐ หมวด ๒ ส่วนที่ ๒ ข้อ ๒๑ วรรคสาม จึงแต่งตั้งคณะกรรมการจัดทำแบบรูปรายการงานก่อสร้าง </w:t>
+        <w:t xml:space="preserve">เพื่อให้การดำเนินการดังกล่าวเป็นไปด้วยความเรียบร้อย  ถูกต้อง  ตามพระราชบัญญัติการจัดซื้อจัดจ้างและการบริหารพัสดุภาครัฐ พ.ศ. 2560 มาตรา 60 และอาศัยอำนาจตามระเบียบกระทรวงการคลังว่าด้วยการจัดซื้อจัดจ้างและการบริหารพัสดุภาครัฐ พ.ศ. 2560 หมวด 2 ส่วนที่ 2 ข้อ 21 วรรคสาม จึงแต่งตั้งคณะกรรมการจัดทำแบบรูปรายการงานก่อสร้าง </w:t>
       </w:r>
       <w:r>
         <w:rPr>
@@ -2407,7 +2407,7 @@
           <w:cs/>
         </w:rPr>
         <w:tab/>
-        <w:t xml:space="preserve">๑.  </w:t>
+        <w:t xml:space="preserve">1.  </w:t>
       </w:r>
       <w:r>
         <w:rPr>
@@ -2502,7 +2502,7 @@
           <w:cs/>
         </w:rPr>
         <w:tab/>
-        <w:t xml:space="preserve">๒.  </w:t>
+        <w:t xml:space="preserve">2.  </w:t>
       </w:r>
       <w:r>
         <w:rPr>
@@ -2603,7 +2603,7 @@
           <w:cs/>
         </w:rPr>
         <w:tab/>
-        <w:t xml:space="preserve">๓.  </w:t>
+        <w:t xml:space="preserve">3.  </w:t>
       </w:r>
       <w:r>
         <w:rPr>

--- a/templates/2. คำสั่งแต่งตั้งคณะกรรมการ_template.docx
+++ b/templates/2. คำสั่งแต่งตั้งคณะกรรมการ_template.docx
@@ -7,7 +7,7 @@
         <w:spacing w:line="276" w:lineRule="auto"/>
         <w:jc w:val="center"/>
         <w:rPr>
-          <w:rFonts w:ascii="TH SarabunIT๙" w:hAnsi="TH SarabunIT๙" w:cs="TH SarabunIT๙" w:hint="cs"/>
+          <w:rFonts w:ascii="TH SarabunIT๙" w:hAnsi="TH SarabunIT๙" w:cs="TH SarabunIT๙"/>
           <w:b/>
           <w:bCs/>
           <w:color w:val="002060"/>
@@ -727,7 +727,7 @@
         <w:spacing w:before="120" w:line="276" w:lineRule="auto"/>
         <w:jc w:val="left"/>
         <w:rPr>
-          <w:rFonts w:ascii="TH SarabunIT๙" w:hAnsi="TH SarabunIT๙" w:cs="TH SarabunIT๙" w:hint="cs"/>
+          <w:rFonts w:ascii="TH SarabunIT๙" w:hAnsi="TH SarabunIT๙" w:cs="TH SarabunIT๙"/>
         </w:rPr>
       </w:pPr>
       <w:r>
@@ -849,7 +849,7 @@
       <w:pPr>
         <w:spacing w:line="276" w:lineRule="auto"/>
         <w:rPr>
-          <w:rFonts w:ascii="TH SarabunIT๙" w:hAnsi="TH SarabunIT๙" w:cs="TH SarabunIT๙" w:hint="cs"/>
+          <w:rFonts w:ascii="TH SarabunIT๙" w:hAnsi="TH SarabunIT๙" w:cs="TH SarabunIT๙"/>
           <w:sz w:val="32"/>
           <w:szCs w:val="32"/>
         </w:rPr>
@@ -944,16 +944,16 @@
         <mc:AlternateContent>
           <mc:Choice Requires="wps">
             <w:drawing>
-              <wp:anchor distT="45720" distB="45720" distL="114300" distR="114300" simplePos="0" relativeHeight="251658752" behindDoc="0" locked="0" layoutInCell="1" allowOverlap="1" wp14:anchorId="53D32B74" wp14:editId="0BAE4555">
+              <wp:anchor distT="45720" distB="45720" distL="114300" distR="114300" simplePos="0" relativeHeight="251658752" behindDoc="0" locked="0" layoutInCell="1" allowOverlap="1" wp14:anchorId="53D32B74" wp14:editId="613A4953">
                 <wp:simplePos x="0" y="0"/>
                 <wp:positionH relativeFrom="column">
-                  <wp:posOffset>3716152</wp:posOffset>
+                  <wp:posOffset>3906215</wp:posOffset>
                 </wp:positionH>
                 <wp:positionV relativeFrom="paragraph">
-                  <wp:posOffset>720977</wp:posOffset>
+                  <wp:posOffset>742671</wp:posOffset>
                 </wp:positionV>
                 <wp:extent cx="2027207" cy="1404620"/>
-                <wp:effectExtent l="0" t="0" r="11430" b="19050"/>
+                <wp:effectExtent l="0" t="0" r="0" b="0"/>
                 <wp:wrapNone/>
                 <wp:docPr id="217" name="Text Box 2"/>
                 <wp:cNvGraphicFramePr>
@@ -977,9 +977,7 @@
                           <a:srgbClr val="FFFFFF"/>
                         </a:solidFill>
                         <a:ln w="9525">
-                          <a:solidFill>
-                            <a:srgbClr val="000000"/>
-                          </a:solidFill>
+                          <a:noFill/>
                           <a:miter lim="800000"/>
                           <a:headEnd/>
                           <a:tailEnd/>
@@ -993,7 +991,7 @@
                                 <w:tab w:val="left" w:pos="2835"/>
                               </w:tabs>
                               <w:rPr>
-                                <w:rFonts w:ascii="TH SarabunIT๙" w:hAnsi="TH SarabunIT๙" w:cs="TH SarabunIT๙" w:hint="cs"/>
+                                <w:rFonts w:ascii="TH SarabunIT๙" w:hAnsi="TH SarabunIT๙" w:cs="TH SarabunIT๙"/>
                                 <w:u w:val="dotted"/>
                               </w:rPr>
                             </w:pPr>
@@ -1003,6 +1001,13 @@
                                 <w:cs/>
                               </w:rPr>
                               <w:t>ปลัด</w:t>
+                            </w:r>
+                            <w:r>
+                              <w:rPr>
+                                <w:rFonts w:ascii="TH SarabunIT๙" w:hAnsi="TH SarabunIT๙" w:cs="TH SarabunIT๙" w:hint="cs"/>
+                                <w:cs/>
+                              </w:rPr>
+                              <w:t xml:space="preserve"> อบต.</w:t>
                             </w:r>
                             <w:r>
                               <w:rPr>
@@ -1018,7 +1023,7 @@
                                 <w:tab w:val="left" w:pos="2835"/>
                               </w:tabs>
                               <w:rPr>
-                                <w:rFonts w:ascii="TH SarabunIT๙" w:hAnsi="TH SarabunIT๙" w:cs="TH SarabunIT๙" w:hint="cs"/>
+                                <w:rFonts w:ascii="TH SarabunIT๙" w:hAnsi="TH SarabunIT๙" w:cs="TH SarabunIT๙"/>
                                 <w:u w:val="dotted"/>
                               </w:rPr>
                             </w:pPr>
@@ -1093,7 +1098,7 @@
                                 <w:tab w:val="left" w:pos="2835"/>
                               </w:tabs>
                               <w:rPr>
-                                <w:rFonts w:ascii="TH SarabunIT๙" w:hAnsi="TH SarabunIT๙" w:cs="TH SarabunIT๙" w:hint="cs"/>
+                                <w:rFonts w:ascii="TH SarabunIT๙" w:hAnsi="TH SarabunIT๙" w:cs="TH SarabunIT๙"/>
                                 <w:u w:val="dotted"/>
                               </w:rPr>
                             </w:pPr>
@@ -1135,7 +1140,7 @@
                 <v:stroke joinstyle="miter"/>
                 <v:path gradientshapeok="t" o:connecttype="rect"/>
               </v:shapetype>
-              <v:shape id="Text Box 2" o:spid="_x0000_s1026" type="#_x0000_t202" style="position:absolute;margin-left:292.6pt;margin-top:56.75pt;width:159.6pt;height:110.6pt;z-index:251658752;visibility:visible;mso-wrap-style:square;mso-width-percent:0;mso-height-percent:200;mso-wrap-distance-left:9pt;mso-wrap-distance-top:3.6pt;mso-wrap-distance-right:9pt;mso-wrap-distance-bottom:3.6pt;mso-position-horizontal:absolute;mso-position-horizontal-relative:text;mso-position-vertical:absolute;mso-position-vertical-relative:text;mso-width-percent:0;mso-height-percent:200;mso-width-relative:margin;mso-height-relative:margin;v-text-anchor:top" o:gfxdata="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">
+              <v:shape id="Text Box 2" o:spid="_x0000_s1026" type="#_x0000_t202" style="position:absolute;margin-left:307.6pt;margin-top:58.5pt;width:159.6pt;height:110.6pt;z-index:251658752;visibility:visible;mso-wrap-style:square;mso-width-percent:0;mso-height-percent:200;mso-wrap-distance-left:9pt;mso-wrap-distance-top:3.6pt;mso-wrap-distance-right:9pt;mso-wrap-distance-bottom:3.6pt;mso-position-horizontal:absolute;mso-position-horizontal-relative:text;mso-position-vertical:absolute;mso-position-vertical-relative:text;mso-width-percent:0;mso-height-percent:200;mso-width-relative:margin;mso-height-relative:margin;v-text-anchor:top" o:gfxdata="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" stroked="f">
                 <v:textbox style="mso-fit-shape-to-text:t">
                   <w:txbxContent>
                     <w:p>
@@ -1144,7 +1149,7 @@
                           <w:tab w:val="left" w:pos="2835"/>
                         </w:tabs>
                         <w:rPr>
-                          <w:rFonts w:ascii="TH SarabunIT๙" w:hAnsi="TH SarabunIT๙" w:cs="TH SarabunIT๙" w:hint="cs"/>
+                          <w:rFonts w:ascii="TH SarabunIT๙" w:hAnsi="TH SarabunIT๙" w:cs="TH SarabunIT๙"/>
                           <w:u w:val="dotted"/>
                         </w:rPr>
                       </w:pPr>
@@ -1154,6 +1159,13 @@
                           <w:cs/>
                         </w:rPr>
                         <w:t>ปลัด</w:t>
+                      </w:r>
+                      <w:r>
+                        <w:rPr>
+                          <w:rFonts w:ascii="TH SarabunIT๙" w:hAnsi="TH SarabunIT๙" w:cs="TH SarabunIT๙" w:hint="cs"/>
+                          <w:cs/>
+                        </w:rPr>
+                        <w:t xml:space="preserve"> อบต.</w:t>
                       </w:r>
                       <w:r>
                         <w:rPr>
@@ -1169,7 +1181,7 @@
                           <w:tab w:val="left" w:pos="2835"/>
                         </w:tabs>
                         <w:rPr>
-                          <w:rFonts w:ascii="TH SarabunIT๙" w:hAnsi="TH SarabunIT๙" w:cs="TH SarabunIT๙" w:hint="cs"/>
+                          <w:rFonts w:ascii="TH SarabunIT๙" w:hAnsi="TH SarabunIT๙" w:cs="TH SarabunIT๙"/>
                           <w:u w:val="dotted"/>
                         </w:rPr>
                       </w:pPr>
@@ -1244,7 +1256,7 @@
                           <w:tab w:val="left" w:pos="2835"/>
                         </w:tabs>
                         <w:rPr>
-                          <w:rFonts w:ascii="TH SarabunIT๙" w:hAnsi="TH SarabunIT๙" w:cs="TH SarabunIT๙" w:hint="cs"/>
+                          <w:rFonts w:ascii="TH SarabunIT๙" w:hAnsi="TH SarabunIT๙" w:cs="TH SarabunIT๙"/>
                           <w:u w:val="dotted"/>
                         </w:rPr>
                       </w:pPr>
@@ -1319,7 +1331,7 @@
         <w:spacing w:line="276" w:lineRule="auto"/>
         <w:jc w:val="thaiDistribute"/>
         <w:rPr>
-          <w:rFonts w:ascii="TH SarabunIT๙" w:hAnsi="TH SarabunIT๙" w:cs="TH SarabunIT๙" w:hint="cs"/>
+          <w:rFonts w:ascii="TH SarabunIT๙" w:hAnsi="TH SarabunIT๙" w:cs="TH SarabunIT๙"/>
           <w:sz w:val="32"/>
           <w:szCs w:val="32"/>
           <w:cs/>
@@ -1357,7 +1369,7 @@
             <v:imagedata r:id="rId5" o:title=""/>
             <w10:wrap anchory="page"/>
           </v:shape>
-          <o:OLEObject Type="Embed" ProgID="Word.Picture.8" ShapeID="_x0000_s1051" DrawAspect="Content" ObjectID="_1847959663" r:id="rId6"/>
+          <o:OLEObject Type="Embed" ProgID="Word.Picture.8" ShapeID="_x0000_s1051" DrawAspect="Content" ObjectID="_1847972265" r:id="rId6"/>
         </w:object>
       </w:r>
     </w:p>
@@ -2334,7 +2346,7 @@
         <w:spacing w:line="276" w:lineRule="auto"/>
         <w:jc w:val="center"/>
         <w:rPr>
-          <w:rFonts w:ascii="TH SarabunIT๙" w:hAnsi="TH SarabunIT๙" w:cs="TH SarabunIT๙" w:hint="cs"/>
+          <w:rFonts w:ascii="TH SarabunIT๙" w:hAnsi="TH SarabunIT๙" w:cs="TH SarabunIT๙"/>
           <w:b/>
           <w:bCs/>
           <w:color w:val="002060"/>
@@ -3055,7 +3067,7 @@
         <w:spacing w:before="120" w:line="276" w:lineRule="auto"/>
         <w:jc w:val="left"/>
         <w:rPr>
-          <w:rFonts w:ascii="TH SarabunIT๙" w:hAnsi="TH SarabunIT๙" w:cs="TH SarabunIT๙" w:hint="cs"/>
+          <w:rFonts w:ascii="TH SarabunIT๙" w:hAnsi="TH SarabunIT๙" w:cs="TH SarabunIT๙"/>
         </w:rPr>
       </w:pPr>
       <w:r>

--- a/templates/2. คำสั่งแต่งตั้งคณะกรรมการ_template.docx
+++ b/templates/2. คำสั่งแต่งตั้งคณะกรรมการ_template.docx
@@ -74,7 +74,6 @@
           <w:bCs/>
           <w:sz w:val="32"/>
           <w:szCs w:val="32"/>
-          <w:cs/>
         </w:rPr>
       </w:pPr>
       <w:r>
@@ -101,36 +100,24 @@
       </w:r>
       <w:r>
         <w:rPr>
-          <w:rFonts w:ascii="TH SarabunIT๙" w:hAnsi="TH SarabunIT๙" w:cs="TH SarabunIT๙" w:hint="cs"/>
-          <w:b/>
-          <w:bCs/>
-          <w:sz w:val="32"/>
-          <w:szCs w:val="32"/>
-          <w:cs/>
-        </w:rPr>
-        <w:t xml:space="preserve">         </w:t>
-      </w:r>
-      <w:r>
-        <w:rPr>
-          <w:rFonts w:ascii="TH SarabunIT๙" w:hAnsi="TH SarabunIT๙" w:cs="TH SarabunIT๙"/>
-          <w:b/>
-          <w:bCs/>
-          <w:sz w:val="32"/>
-          <w:szCs w:val="32"/>
-          <w:cs/>
-        </w:rPr>
-        <w:t>/ 25</w:t>
-      </w:r>
-      <w:r>
-        <w:rPr>
-          <w:rFonts w:ascii="TH SarabunIT๙" w:hAnsi="TH SarabunIT๙" w:cs="TH SarabunIT๙" w:hint="cs"/>
-          <w:b/>
-          <w:bCs/>
-          <w:sz w:val="32"/>
-          <w:szCs w:val="32"/>
-          <w:cs/>
-        </w:rPr>
-        <w:t>69</w:t>
+          <w:rFonts w:ascii="TH SarabunIT๙" w:hAnsi="TH SarabunIT๙" w:cs="TH SarabunIT๙"/>
+          <w:b/>
+          <w:bCs/>
+          <w:sz w:val="32"/>
+          <w:szCs w:val="32"/>
+        </w:rPr>
+        <w:t>[</w:t>
+      </w:r>
+      <w:r>
+        <w:rPr>
+          <w:rFonts w:ascii="TH SarabunIT๙" w:hAnsi="TH SarabunIT๙" w:cs="TH SarabunIT๙"/>
+          <w:b/>
+          <w:bCs/>
+          <w:sz w:val="32"/>
+          <w:szCs w:val="32"/>
+          <w:cs/>
+        </w:rPr>
+        <w:t>เลขที่คำสั่งคณะกรรมการจัดทำแบบรูปรายการงานก่อสร้าง]</w:t>
       </w:r>
     </w:p>
     <w:p>
@@ -306,6 +293,7 @@
     <w:p>
       <w:pPr>
         <w:spacing w:before="120" w:line="276" w:lineRule="auto"/>
+        <w:jc w:val="thaiDistribute"/>
         <w:rPr>
           <w:rFonts w:ascii="TH SarabunIT๙" w:hAnsi="TH SarabunIT๙" w:cs="TH SarabunIT๙"/>
           <w:sz w:val="32"/>
@@ -1345,7 +1333,7 @@
           <w:szCs w:val="30"/>
         </w:rPr>
         <w:lastRenderedPageBreak/>
-        <w:object w:dxaOrig="1694" w:dyaOrig="1919" w14:anchorId="57A8ABD5">
+        <w:object w:dxaOrig="1695" w:dyaOrig="1919" w14:anchorId="57A8ABD5">
           <v:shapetype id="_x0000_t75" coordsize="21600,21600" o:spt="75" o:preferrelative="t" path="m@4@5l@4@11@9@11@9@5xe" filled="f" stroked="f">
             <v:stroke joinstyle="miter"/>
             <v:formulas>
@@ -1369,7 +1357,7 @@
             <v:imagedata r:id="rId5" o:title=""/>
             <w10:wrap anchory="page"/>
           </v:shape>
-          <o:OLEObject Type="Embed" ProgID="Word.Picture.8" ShapeID="_x0000_s1051" DrawAspect="Content" ObjectID="_1847972265" r:id="rId6"/>
+          <o:OLEObject Type="Embed" ProgID="Word.Picture.8" ShapeID="_x0000_s1051" DrawAspect="Content" ObjectID="_1847988970" r:id="rId6"/>
         </w:object>
       </w:r>
     </w:p>
@@ -1436,7 +1424,6 @@
           <w:bCs/>
           <w:sz w:val="32"/>
           <w:szCs w:val="32"/>
-          <w:cs/>
         </w:rPr>
       </w:pPr>
       <w:r>
@@ -1463,36 +1450,24 @@
       </w:r>
       <w:r>
         <w:rPr>
-          <w:rFonts w:ascii="TH SarabunIT๙" w:hAnsi="TH SarabunIT๙" w:cs="TH SarabunIT๙" w:hint="cs"/>
-          <w:b/>
-          <w:bCs/>
-          <w:sz w:val="32"/>
-          <w:szCs w:val="32"/>
-          <w:cs/>
-        </w:rPr>
-        <w:t xml:space="preserve">         </w:t>
-      </w:r>
-      <w:r>
-        <w:rPr>
-          <w:rFonts w:ascii="TH SarabunIT๙" w:hAnsi="TH SarabunIT๙" w:cs="TH SarabunIT๙"/>
-          <w:b/>
-          <w:bCs/>
-          <w:sz w:val="32"/>
-          <w:szCs w:val="32"/>
-          <w:cs/>
-        </w:rPr>
-        <w:t>/ 25</w:t>
-      </w:r>
-      <w:r>
-        <w:rPr>
-          <w:rFonts w:ascii="TH SarabunIT๙" w:hAnsi="TH SarabunIT๙" w:cs="TH SarabunIT๙" w:hint="cs"/>
-          <w:b/>
-          <w:bCs/>
-          <w:sz w:val="32"/>
-          <w:szCs w:val="32"/>
-          <w:cs/>
-        </w:rPr>
-        <w:t>69</w:t>
+          <w:rFonts w:ascii="TH SarabunIT๙" w:hAnsi="TH SarabunIT๙" w:cs="TH SarabunIT๙"/>
+          <w:b/>
+          <w:bCs/>
+          <w:sz w:val="32"/>
+          <w:szCs w:val="32"/>
+        </w:rPr>
+        <w:t>[</w:t>
+      </w:r>
+      <w:r>
+        <w:rPr>
+          <w:rFonts w:ascii="TH SarabunIT๙" w:hAnsi="TH SarabunIT๙" w:cs="TH SarabunIT๙"/>
+          <w:b/>
+          <w:bCs/>
+          <w:sz w:val="32"/>
+          <w:szCs w:val="32"/>
+          <w:cs/>
+        </w:rPr>
+        <w:t>เลขที่คำสั่งคณะกรรมการจัดทำแบบรูปรายการงานก่อสร้าง]</w:t>
       </w:r>
     </w:p>
     <w:p>
@@ -1668,6 +1643,7 @@
     <w:p>
       <w:pPr>
         <w:spacing w:before="120" w:line="276" w:lineRule="auto"/>
+        <w:jc w:val="thaiDistribute"/>
         <w:rPr>
           <w:rFonts w:ascii="TH SarabunIT๙" w:hAnsi="TH SarabunIT๙" w:cs="TH SarabunIT๙"/>
           <w:sz w:val="32"/>
@@ -2414,7 +2390,6 @@
           <w:bCs/>
           <w:sz w:val="32"/>
           <w:szCs w:val="32"/>
-          <w:cs/>
         </w:rPr>
       </w:pPr>
       <w:r>
@@ -2441,36 +2416,24 @@
       </w:r>
       <w:r>
         <w:rPr>
-          <w:rFonts w:ascii="TH SarabunIT๙" w:hAnsi="TH SarabunIT๙" w:cs="TH SarabunIT๙" w:hint="cs"/>
-          <w:b/>
-          <w:bCs/>
-          <w:sz w:val="32"/>
-          <w:szCs w:val="32"/>
-          <w:cs/>
-        </w:rPr>
-        <w:t xml:space="preserve">         </w:t>
-      </w:r>
-      <w:r>
-        <w:rPr>
-          <w:rFonts w:ascii="TH SarabunIT๙" w:hAnsi="TH SarabunIT๙" w:cs="TH SarabunIT๙"/>
-          <w:b/>
-          <w:bCs/>
-          <w:sz w:val="32"/>
-          <w:szCs w:val="32"/>
-          <w:cs/>
-        </w:rPr>
-        <w:t>/ 25</w:t>
-      </w:r>
-      <w:r>
-        <w:rPr>
-          <w:rFonts w:ascii="TH SarabunIT๙" w:hAnsi="TH SarabunIT๙" w:cs="TH SarabunIT๙" w:hint="cs"/>
-          <w:b/>
-          <w:bCs/>
-          <w:sz w:val="32"/>
-          <w:szCs w:val="32"/>
-          <w:cs/>
-        </w:rPr>
-        <w:t>69</w:t>
+          <w:rFonts w:ascii="TH SarabunIT๙" w:hAnsi="TH SarabunIT๙" w:cs="TH SarabunIT๙"/>
+          <w:b/>
+          <w:bCs/>
+          <w:sz w:val="32"/>
+          <w:szCs w:val="32"/>
+        </w:rPr>
+        <w:t>[</w:t>
+      </w:r>
+      <w:r>
+        <w:rPr>
+          <w:rFonts w:ascii="TH SarabunIT๙" w:hAnsi="TH SarabunIT๙" w:cs="TH SarabunIT๙"/>
+          <w:b/>
+          <w:bCs/>
+          <w:sz w:val="32"/>
+          <w:szCs w:val="32"/>
+          <w:cs/>
+        </w:rPr>
+        <w:t>เลขที่คำสั่งคณะกรรมการจัดทำแบบรูปรายการงานก่อสร้าง]</w:t>
       </w:r>
     </w:p>
     <w:p>
@@ -2646,6 +2609,7 @@
     <w:p>
       <w:pPr>
         <w:spacing w:before="120" w:line="276" w:lineRule="auto"/>
+        <w:jc w:val="thaiDistribute"/>
         <w:rPr>
           <w:rFonts w:ascii="TH SarabunIT๙" w:hAnsi="TH SarabunIT๙" w:cs="TH SarabunIT๙"/>
           <w:sz w:val="32"/>
@@ -3720,7 +3684,6 @@
   <w:style w:type="character" w:default="1" w:styleId="DefaultParagraphFont">
     <w:name w:val="Default Paragraph Font"/>
     <w:uiPriority w:val="1"/>
-    <w:semiHidden/>
     <w:unhideWhenUsed/>
   </w:style>
   <w:style w:type="table" w:default="1" w:styleId="TableNormal">

--- a/templates/2. คำสั่งแต่งตั้งคณะกรรมการ_template.docx
+++ b/templates/2. คำสั่งแต่งตั้งคณะกรรมการ_template.docx
@@ -459,15 +459,6 @@
       <w:r>
         <w:rPr>
           <w:rFonts w:ascii="TH SarabunIT๙" w:hAnsi="TH SarabunIT๙" w:cs="TH SarabunIT๙"/>
-          <w:color w:val="000000"/>
-          <w:sz w:val="32"/>
-          <w:szCs w:val="32"/>
-        </w:rPr>
-        <w:tab/>
-      </w:r>
-      <w:r>
-        <w:rPr>
-          <w:rFonts w:ascii="TH SarabunIT๙" w:hAnsi="TH SarabunIT๙" w:cs="TH SarabunIT๙"/>
           <w:sz w:val="32"/>
           <w:szCs w:val="32"/>
           <w:cs/>
@@ -525,6 +516,16 @@
       </w:r>
       <w:r>
         <w:rPr>
+          <w:rFonts w:ascii="TH SarabunIT๙" w:hAnsi="TH SarabunIT๙" w:cs="TH SarabunIT๙"/>
+          <w:color w:val="000000"/>
+          <w:sz w:val="32"/>
+          <w:szCs w:val="32"/>
+          <w:cs/>
+        </w:rPr>
+        <w:tab/>
+      </w:r>
+      <w:r>
+        <w:rPr>
           <w:rFonts w:ascii="TH SarabunIT๙" w:hAnsi="TH SarabunIT๙" w:cs="TH SarabunIT๙" w:hint="cs"/>
           <w:sz w:val="32"/>
           <w:szCs w:val="32"/>
@@ -541,14 +542,6 @@
           <w:cs/>
         </w:rPr>
         <w:t>[ตำแหน่งกรรมการ2]</w:t>
-      </w:r>
-      <w:r>
-        <w:rPr>
-          <w:rFonts w:ascii="TH SarabunIT๙" w:hAnsi="TH SarabunIT๙" w:cs="TH SarabunIT๙"/>
-          <w:sz w:val="32"/>
-          <w:szCs w:val="32"/>
-        </w:rPr>
-        <w:tab/>
       </w:r>
       <w:r>
         <w:rPr>
@@ -627,6 +620,16 @@
       <w:r>
         <w:rPr>
           <w:rFonts w:ascii="TH SarabunIT๙" w:hAnsi="TH SarabunIT๙" w:cs="TH SarabunIT๙"/>
+          <w:color w:val="000000"/>
+          <w:sz w:val="32"/>
+          <w:szCs w:val="32"/>
+          <w:cs/>
+        </w:rPr>
+        <w:tab/>
+      </w:r>
+      <w:r>
+        <w:rPr>
+          <w:rFonts w:ascii="TH SarabunIT๙" w:hAnsi="TH SarabunIT๙" w:cs="TH SarabunIT๙"/>
           <w:sz w:val="32"/>
           <w:szCs w:val="32"/>
           <w:cs/>
@@ -642,15 +645,6 @@
           <w:cs/>
         </w:rPr>
         <w:t>[ตำแหน่งกรรมการ3]</w:t>
-      </w:r>
-      <w:r>
-        <w:rPr>
-          <w:rFonts w:ascii="TH SarabunIT๙" w:hAnsi="TH SarabunIT๙" w:cs="TH SarabunIT๙"/>
-          <w:color w:val="000000"/>
-          <w:sz w:val="32"/>
-          <w:szCs w:val="32"/>
-        </w:rPr>
-        <w:tab/>
       </w:r>
       <w:r>
         <w:rPr>
@@ -883,7 +877,6 @@
         <w:tab/>
         <w:t xml:space="preserve">         (</w:t>
       </w:r>
-      <w:proofErr w:type="gramStart"/>
       <w:r>
         <w:rPr>
           <w:rFonts w:ascii="TH SarabunIT๙" w:hAnsi="TH SarabunIT๙" w:cs="TH SarabunIT๙"/>
@@ -902,7 +895,6 @@
         </w:rPr>
         <w:t>ณัฐนันท์  จิรนนท์เสถียร</w:t>
       </w:r>
-      <w:proofErr w:type="gramEnd"/>
       <w:r>
         <w:rPr>
           <w:rFonts w:ascii="TH SarabunIT๙" w:hAnsi="TH SarabunIT๙" w:cs="TH SarabunIT๙"/>
@@ -1357,7 +1349,7 @@
             <v:imagedata r:id="rId5" o:title=""/>
             <w10:wrap anchory="page"/>
           </v:shape>
-          <o:OLEObject Type="Embed" ProgID="Word.Picture.8" ShapeID="_x0000_s1051" DrawAspect="Content" ObjectID="_1847988970" r:id="rId6"/>
+          <o:OLEObject Type="Embed" ProgID="Word.Picture.8" ShapeID="_x0000_s1051" DrawAspect="Content" ObjectID="_1848058746" r:id="rId6"/>
         </w:object>
       </w:r>
     </w:p>
@@ -1809,15 +1801,6 @@
       <w:r>
         <w:rPr>
           <w:rFonts w:ascii="TH SarabunIT๙" w:hAnsi="TH SarabunIT๙" w:cs="TH SarabunIT๙"/>
-          <w:color w:val="000000"/>
-          <w:sz w:val="32"/>
-          <w:szCs w:val="32"/>
-        </w:rPr>
-        <w:tab/>
-      </w:r>
-      <w:r>
-        <w:rPr>
-          <w:rFonts w:ascii="TH SarabunIT๙" w:hAnsi="TH SarabunIT๙" w:cs="TH SarabunIT๙"/>
           <w:sz w:val="32"/>
           <w:szCs w:val="32"/>
           <w:cs/>
@@ -1875,6 +1858,16 @@
       </w:r>
       <w:r>
         <w:rPr>
+          <w:rFonts w:ascii="TH SarabunIT๙" w:hAnsi="TH SarabunIT๙" w:cs="TH SarabunIT๙"/>
+          <w:color w:val="000000"/>
+          <w:sz w:val="32"/>
+          <w:szCs w:val="32"/>
+          <w:cs/>
+        </w:rPr>
+        <w:tab/>
+      </w:r>
+      <w:r>
+        <w:rPr>
           <w:rFonts w:ascii="TH SarabunIT๙" w:hAnsi="TH SarabunIT๙" w:cs="TH SarabunIT๙" w:hint="cs"/>
           <w:sz w:val="32"/>
           <w:szCs w:val="32"/>
@@ -1891,14 +1884,6 @@
           <w:cs/>
         </w:rPr>
         <w:t>[ตำแหน่งกรรมการ2]</w:t>
-      </w:r>
-      <w:r>
-        <w:rPr>
-          <w:rFonts w:ascii="TH SarabunIT๙" w:hAnsi="TH SarabunIT๙" w:cs="TH SarabunIT๙"/>
-          <w:sz w:val="32"/>
-          <w:szCs w:val="32"/>
-        </w:rPr>
-        <w:tab/>
       </w:r>
       <w:r>
         <w:rPr>
@@ -1977,6 +1962,16 @@
       <w:r>
         <w:rPr>
           <w:rFonts w:ascii="TH SarabunIT๙" w:hAnsi="TH SarabunIT๙" w:cs="TH SarabunIT๙"/>
+          <w:color w:val="000000"/>
+          <w:sz w:val="32"/>
+          <w:szCs w:val="32"/>
+          <w:cs/>
+        </w:rPr>
+        <w:tab/>
+      </w:r>
+      <w:r>
+        <w:rPr>
+          <w:rFonts w:ascii="TH SarabunIT๙" w:hAnsi="TH SarabunIT๙" w:cs="TH SarabunIT๙"/>
           <w:sz w:val="32"/>
           <w:szCs w:val="32"/>
           <w:cs/>
@@ -1992,15 +1987,6 @@
           <w:cs/>
         </w:rPr>
         <w:t>[ตำแหน่งกรรมการ3]</w:t>
-      </w:r>
-      <w:r>
-        <w:rPr>
-          <w:rFonts w:ascii="TH SarabunIT๙" w:hAnsi="TH SarabunIT๙" w:cs="TH SarabunIT๙"/>
-          <w:color w:val="000000"/>
-          <w:sz w:val="32"/>
-          <w:szCs w:val="32"/>
-        </w:rPr>
-        <w:tab/>
       </w:r>
       <w:r>
         <w:rPr>
@@ -2235,7 +2221,6 @@
         <w:tab/>
         <w:t xml:space="preserve">         (</w:t>
       </w:r>
-      <w:proofErr w:type="gramStart"/>
       <w:r>
         <w:rPr>
           <w:rFonts w:ascii="TH SarabunIT๙" w:hAnsi="TH SarabunIT๙" w:cs="TH SarabunIT๙"/>
@@ -2254,7 +2239,6 @@
         </w:rPr>
         <w:t>ณัฐนันท์  จิรนนท์เสถียร</w:t>
       </w:r>
-      <w:proofErr w:type="gramEnd"/>
       <w:r>
         <w:rPr>
           <w:rFonts w:ascii="TH SarabunIT๙" w:hAnsi="TH SarabunIT๙" w:cs="TH SarabunIT๙"/>
@@ -2775,15 +2759,6 @@
       <w:r>
         <w:rPr>
           <w:rFonts w:ascii="TH SarabunIT๙" w:hAnsi="TH SarabunIT๙" w:cs="TH SarabunIT๙"/>
-          <w:color w:val="000000"/>
-          <w:sz w:val="32"/>
-          <w:szCs w:val="32"/>
-        </w:rPr>
-        <w:tab/>
-      </w:r>
-      <w:r>
-        <w:rPr>
-          <w:rFonts w:ascii="TH SarabunIT๙" w:hAnsi="TH SarabunIT๙" w:cs="TH SarabunIT๙"/>
           <w:sz w:val="32"/>
           <w:szCs w:val="32"/>
           <w:cs/>
@@ -2841,6 +2816,16 @@
       </w:r>
       <w:r>
         <w:rPr>
+          <w:rFonts w:ascii="TH SarabunIT๙" w:hAnsi="TH SarabunIT๙" w:cs="TH SarabunIT๙"/>
+          <w:color w:val="000000"/>
+          <w:sz w:val="32"/>
+          <w:szCs w:val="32"/>
+          <w:cs/>
+        </w:rPr>
+        <w:tab/>
+      </w:r>
+      <w:r>
+        <w:rPr>
           <w:rFonts w:ascii="TH SarabunIT๙" w:hAnsi="TH SarabunIT๙" w:cs="TH SarabunIT๙" w:hint="cs"/>
           <w:sz w:val="32"/>
           <w:szCs w:val="32"/>
@@ -2857,14 +2842,6 @@
           <w:cs/>
         </w:rPr>
         <w:t>[ตำแหน่งกรรมการ2]</w:t>
-      </w:r>
-      <w:r>
-        <w:rPr>
-          <w:rFonts w:ascii="TH SarabunIT๙" w:hAnsi="TH SarabunIT๙" w:cs="TH SarabunIT๙"/>
-          <w:sz w:val="32"/>
-          <w:szCs w:val="32"/>
-        </w:rPr>
-        <w:tab/>
       </w:r>
       <w:r>
         <w:rPr>
@@ -2943,6 +2920,16 @@
       <w:r>
         <w:rPr>
           <w:rFonts w:ascii="TH SarabunIT๙" w:hAnsi="TH SarabunIT๙" w:cs="TH SarabunIT๙"/>
+          <w:color w:val="000000"/>
+          <w:sz w:val="32"/>
+          <w:szCs w:val="32"/>
+          <w:cs/>
+        </w:rPr>
+        <w:tab/>
+      </w:r>
+      <w:r>
+        <w:rPr>
+          <w:rFonts w:ascii="TH SarabunIT๙" w:hAnsi="TH SarabunIT๙" w:cs="TH SarabunIT๙"/>
           <w:sz w:val="32"/>
           <w:szCs w:val="32"/>
           <w:cs/>
@@ -2958,15 +2945,6 @@
           <w:cs/>
         </w:rPr>
         <w:t>[ตำแหน่งกรรมการ3]</w:t>
-      </w:r>
-      <w:r>
-        <w:rPr>
-          <w:rFonts w:ascii="TH SarabunIT๙" w:hAnsi="TH SarabunIT๙" w:cs="TH SarabunIT๙"/>
-          <w:color w:val="000000"/>
-          <w:sz w:val="32"/>
-          <w:szCs w:val="32"/>
-        </w:rPr>
-        <w:tab/>
       </w:r>
       <w:r>
         <w:rPr>
@@ -3199,7 +3177,6 @@
         <w:tab/>
         <w:t xml:space="preserve">         (</w:t>
       </w:r>
-      <w:proofErr w:type="gramStart"/>
       <w:r>
         <w:rPr>
           <w:rFonts w:ascii="TH SarabunIT๙" w:hAnsi="TH SarabunIT๙" w:cs="TH SarabunIT๙"/>
@@ -3218,7 +3195,6 @@
         </w:rPr>
         <w:t>ณัฐนันท์  จิรนนท์เสถียร</w:t>
       </w:r>
-      <w:proofErr w:type="gramEnd"/>
       <w:r>
         <w:rPr>
           <w:rFonts w:ascii="TH SarabunIT๙" w:hAnsi="TH SarabunIT๙" w:cs="TH SarabunIT๙"/>
@@ -3684,6 +3660,7 @@
   <w:style w:type="character" w:default="1" w:styleId="DefaultParagraphFont">
     <w:name w:val="Default Paragraph Font"/>
     <w:uiPriority w:val="1"/>
+    <w:semiHidden/>
     <w:unhideWhenUsed/>
   </w:style>
   <w:style w:type="table" w:default="1" w:styleId="TableNormal">
